--- a/lessons/8-5/downloads/reveal/teacher/8.5-session-1-prerequisite-practice-a.docx
+++ b/lessons/8-5/downloads/reveal/teacher/8.5-session-1-prerequisite-practice-a.docx
@@ -9,8 +9,17 @@
           <w:tab w:val="left" w:leader="underscore" w:pos="7250"/>
           <w:tab w:val="right" w:leader="underscore" w:pos="9504"/>
         </w:tabs>
-        <w:spacing w:before="0" w:after="90" w:line="269" w:lineRule="auto"/>
-      </w:pPr>
+        <w:spacing w:before="0" w:after="76" w:line="240" w:lineRule="auto"/>
+      </w:pPr>
+      <w:r>
+        <w:rPr>
+          <w:rFonts w:ascii="Avenir Next" w:hAnsi="Avenir Next" w:cs="Avenir Next" w:eastAsia="Avenir Next"/>
+          <w:color w:val="1A1A1A"/>
+          <w:sz w:val="22"/>
+          <w:szCs w:val="20"/>
+        </w:rPr>
+        <w:t xml:space="preserve">Name</w:t>
+      </w:r>
       <w:r>
         <w:rPr>
           <w:rFonts w:ascii="Avenir Next" w:hAnsi="Avenir Next" w:cs="Avenir Next" w:eastAsia="Avenir Next"/>
@@ -18,7 +27,16 @@
           <w:sz w:val="20"/>
           <w:szCs w:val="20"/>
         </w:rPr>
-        <w:t xml:space="preserve">Name</w:t>
+        <w:tab/>
+      </w:r>
+      <w:r>
+        <w:rPr>
+          <w:rFonts w:ascii="Avenir Next" w:hAnsi="Avenir Next" w:cs="Avenir Next" w:eastAsia="Avenir Next"/>
+          <w:color w:val="1A1A1A"/>
+          <w:sz w:val="22"/>
+          <w:szCs w:val="20"/>
+        </w:rPr>
+        <w:t xml:space="preserve">   Date</w:t>
       </w:r>
       <w:r>
         <w:rPr>
@@ -33,43 +51,25 @@
         <w:rPr>
           <w:rFonts w:ascii="Avenir Next" w:hAnsi="Avenir Next" w:cs="Avenir Next" w:eastAsia="Avenir Next"/>
           <w:color w:val="1A1A1A"/>
+          <w:sz w:val="22"/>
+          <w:szCs w:val="20"/>
+        </w:rPr>
+        <w:t xml:space="preserve">   Period</w:t>
+      </w:r>
+      <w:r>
+        <w:rPr>
+          <w:rFonts w:ascii="Avenir Next" w:hAnsi="Avenir Next" w:cs="Avenir Next" w:eastAsia="Avenir Next"/>
+          <w:color w:val="1A1A1A"/>
           <w:sz w:val="20"/>
           <w:szCs w:val="20"/>
         </w:rPr>
-        <w:t xml:space="preserve">   Date</w:t>
-      </w:r>
-      <w:r>
-        <w:rPr>
-          <w:rFonts w:ascii="Avenir Next" w:hAnsi="Avenir Next" w:cs="Avenir Next" w:eastAsia="Avenir Next"/>
-          <w:color w:val="1A1A1A"/>
-          <w:sz w:val="20"/>
-          <w:szCs w:val="20"/>
-        </w:rPr>
         <w:tab/>
       </w:r>
-      <w:r>
-        <w:rPr>
-          <w:rFonts w:ascii="Avenir Next" w:hAnsi="Avenir Next" w:cs="Avenir Next" w:eastAsia="Avenir Next"/>
-          <w:color w:val="1A1A1A"/>
-          <w:sz w:val="20"/>
-          <w:szCs w:val="20"/>
-        </w:rPr>
-        <w:t xml:space="preserve">   Period</w:t>
-      </w:r>
-      <w:r>
-        <w:rPr>
-          <w:rFonts w:ascii="Avenir Next" w:hAnsi="Avenir Next" w:cs="Avenir Next" w:eastAsia="Avenir Next"/>
-          <w:color w:val="1A1A1A"/>
-          <w:sz w:val="20"/>
-          <w:szCs w:val="20"/>
-        </w:rPr>
-        <w:tab/>
-      </w:r>
     </w:p>
     <w:p>
       <w:pPr>
         <w:keepNext/>
-        <w:spacing w:before="0" w:after="12" w:line="264" w:lineRule="auto"/>
+        <w:spacing w:before="0" w:after="10" w:line="240" w:lineRule="auto"/>
       </w:pPr>
       <w:r>
         <w:rPr>
@@ -78,7 +78,7 @@
           <w:caps/>
           <w:color w:val="003A70"/>
           <w:spacing w:val="12"/>
-          <w:sz w:val="19"/>
+          <w:sz w:val="22"/>
           <w:szCs w:val="19"/>
         </w:rPr>
         <w:t xml:space="preserve">Lesson 8-5  ·  Session 1  ·  Prerequisite Practice A  ·  Skill 1 of 2</w:t>
@@ -86,8 +86,9 @@
     </w:p>
     <w:p>
       <w:pPr>
+        <w:pStyle w:val="Heading1"/>
         <w:keepNext/>
-        <w:spacing w:before="0" w:after="10" w:line="240" w:lineRule="auto"/>
+        <w:spacing w:before="0" w:after="8" w:line="240" w:lineRule="auto"/>
       </w:pPr>
       <w:r>
         <w:rPr>
@@ -105,13 +106,13 @@
         <w:pBdr>
           <w:bottom w:val="single" w:sz="4" w:space="5" w:color="C9CDD2"/>
         </w:pBdr>
-        <w:spacing w:before="0" w:after="60" w:line="264" w:lineRule="auto"/>
+        <w:spacing w:before="0" w:after="51" w:line="240" w:lineRule="auto"/>
       </w:pPr>
       <w:r>
         <w:rPr>
           <w:rFonts w:ascii="Avenir Next" w:hAnsi="Avenir Next" w:cs="Avenir Next" w:eastAsia="Avenir Next"/>
           <w:color w:val="5A5F66"/>
-          <w:sz w:val="17"/>
+          <w:sz w:val="22"/>
           <w:szCs w:val="17"/>
         </w:rPr>
         <w:t xml:space="preserve">Builds on Grade 4 · 4.MD.A.2</w:t>
@@ -154,7 +155,8 @@
           </w:tcPr>
           <w:p>
             <w:pPr>
-              <w:spacing w:before="0" w:after="0" w:line="252" w:lineRule="auto"/>
+              <w:pStyle w:val="Heading2"/>
+              <w:spacing w:before="0" w:after="0" w:line="240" w:lineRule="auto"/>
             </w:pPr>
             <w:r>
               <w:rPr>
@@ -177,13 +179,13 @@
           </w:tcPr>
           <w:p>
             <w:pPr>
-              <w:spacing w:before="0" w:after="0" w:line="264" w:lineRule="auto"/>
+              <w:spacing w:before="0" w:after="0" w:line="240" w:lineRule="auto"/>
             </w:pPr>
             <w:r>
               <w:rPr>
                 <w:rFonts w:ascii="Avenir Next" w:hAnsi="Avenir Next" w:cs="Avenir Next" w:eastAsia="Avenir Next"/>
                 <w:color w:val="1A1A1A"/>
-                <w:sz w:val="20"/>
+                <w:sz w:val="22"/>
                 <w:szCs w:val="20"/>
               </w:rPr>
               <w:t xml:space="preserve">You will graph inequalities like </w:t>
@@ -193,7 +195,7 @@
                 <w:rFonts w:ascii="Avenir Next" w:hAnsi="Avenir Next" w:cs="Avenir Next" w:eastAsia="Avenir Next"/>
                 <w:i/>
                 <w:color w:val="1A1A1A"/>
-                <w:sz w:val="20"/>
+                <w:sz w:val="22"/>
                 <w:szCs w:val="20"/>
               </w:rPr>
               <w:t xml:space="preserve">p</w:t>
@@ -202,7 +204,7 @@
               <w:rPr>
                 <w:rFonts w:ascii="Avenir Next" w:hAnsi="Avenir Next" w:cs="Avenir Next" w:eastAsia="Avenir Next"/>
                 <w:color w:val="1A1A1A"/>
-                <w:sz w:val="20"/>
+                <w:sz w:val="22"/>
                 <w:szCs w:val="20"/>
               </w:rPr>
               <w:t xml:space="preserve"> ≥ 250 on number lines that skip-count.</w:t>
@@ -222,7 +224,8 @@
           </w:tcPr>
           <w:p>
             <w:pPr>
-              <w:spacing w:before="0" w:after="0" w:line="252" w:lineRule="auto"/>
+              <w:pStyle w:val="Heading2"/>
+              <w:spacing w:before="0" w:after="0" w:line="240" w:lineRule="auto"/>
             </w:pPr>
             <w:r>
               <w:rPr>
@@ -245,13 +248,13 @@
           </w:tcPr>
           <w:p>
             <w:pPr>
-              <w:spacing w:before="0" w:after="0" w:line="264" w:lineRule="auto"/>
+              <w:spacing w:before="0" w:after="0" w:line="240" w:lineRule="auto"/>
             </w:pPr>
             <w:r>
               <w:rPr>
                 <w:rFonts w:ascii="Avenir Next" w:hAnsi="Avenir Next" w:cs="Avenir Next" w:eastAsia="Avenir Next"/>
                 <w:color w:val="1A1A1A"/>
-                <w:sz w:val="20"/>
+                <w:sz w:val="22"/>
                 <w:szCs w:val="20"/>
               </w:rPr>
               <w:t xml:space="preserve">Find the number at a tick mark, like 250 on a line that counts by 50s.  </w:t>
@@ -261,7 +264,7 @@
                 <w:rFonts w:ascii="Avenir Next" w:hAnsi="Avenir Next" w:cs="Avenir Next" w:eastAsia="Avenir Next"/>
                 <w:b/>
                 <w:color w:val="1A1A1A"/>
-                <w:sz w:val="20"/>
+                <w:sz w:val="22"/>
                 <w:szCs w:val="20"/>
               </w:rPr>
               <w:t xml:space="preserve">You will use it in Practice Form A, problems 2, 3, and 7.</w:t>
@@ -272,6 +275,7 @@
     </w:tbl>
     <w:p>
       <w:pPr>
+        <w:pStyle w:val="Heading2"/>
         <w:keepNext/>
         <w:pBdr>
           <w:bottom w:val="single" w:sz="8" w:space="3" w:color="003A70"/>
@@ -279,7 +283,7 @@
         <w:tabs>
           <w:tab w:val="right" w:pos="9504"/>
         </w:tabs>
-        <w:spacing w:before="50" w:after="36" w:line="240" w:lineRule="auto"/>
+        <w:spacing w:before="42" w:after="31" w:line="240" w:lineRule="auto"/>
       </w:pPr>
       <w:r>
         <w:rPr>
@@ -287,7 +291,7 @@
           <w:b/>
           <w:color w:val="003A70"/>
           <w:spacing w:val="14"/>
-          <w:sz w:val="19"/>
+          <w:sz w:val="22"/>
           <w:szCs w:val="19"/>
         </w:rPr>
         <w:t xml:space="preserve">STEPS TO FOLLOW</w:t>
@@ -306,7 +310,7 @@
           <w:rFonts w:ascii="Avenir Next" w:hAnsi="Avenir Next" w:cs="Avenir Next" w:eastAsia="Avenir Next"/>
           <w:i/>
           <w:color w:val="5A5F66"/>
-          <w:sz w:val="17"/>
+          <w:sz w:val="22"/>
           <w:szCs w:val="17"/>
         </w:rPr>
         <w:t xml:space="preserve">use these same steps on every problem</w:t>
@@ -348,6 +352,7 @@
           </w:tcPr>
           <w:p>
             <w:pPr>
+              <w:pStyle w:val="Heading1"/>
               <w:spacing w:before="0" w:after="0" w:line="240" w:lineRule="auto"/>
               <w:jc w:val="center"/>
             </w:pPr>
@@ -370,13 +375,13 @@
           </w:tcPr>
           <w:p>
             <w:pPr>
-              <w:spacing w:before="0" w:after="0" w:line="264" w:lineRule="auto"/>
+              <w:spacing w:before="0" w:after="0" w:line="240" w:lineRule="auto"/>
             </w:pPr>
             <w:r>
               <w:rPr>
                 <w:rFonts w:ascii="Avenir Next" w:hAnsi="Avenir Next" w:cs="Avenir Next" w:eastAsia="Avenir Next"/>
                 <w:color w:val="1A1A1A"/>
-                <w:sz w:val="21"/>
+                <w:sz w:val="22"/>
                 <w:szCs w:val="21"/>
               </w:rPr>
               <w:t xml:space="preserve">Find the </w:t>
@@ -386,7 +391,7 @@
                 <w:rFonts w:ascii="Avenir Next" w:hAnsi="Avenir Next" w:cs="Avenir Next" w:eastAsia="Avenir Next"/>
                 <w:b/>
                 <w:color w:val="1A1A1A"/>
-                <w:sz w:val="21"/>
+                <w:sz w:val="22"/>
                 <w:szCs w:val="21"/>
               </w:rPr>
               <w:t xml:space="preserve">difference</w:t>
@@ -395,7 +400,7 @@
               <w:rPr>
                 <w:rFonts w:ascii="Avenir Next" w:hAnsi="Avenir Next" w:cs="Avenir Next" w:eastAsia="Avenir Next"/>
                 <w:color w:val="1A1A1A"/>
-                <w:sz w:val="21"/>
+                <w:sz w:val="22"/>
                 <w:szCs w:val="21"/>
               </w:rPr>
               <w:t xml:space="preserve"> between two labels.</w:t>
@@ -414,6 +419,7 @@
           </w:tcPr>
           <w:p>
             <w:pPr>
+              <w:pStyle w:val="Heading1"/>
               <w:spacing w:before="0" w:after="0" w:line="240" w:lineRule="auto"/>
               <w:jc w:val="center"/>
             </w:pPr>
@@ -436,14 +442,14 @@
           </w:tcPr>
           <w:p>
             <w:pPr>
-              <w:spacing w:before="0" w:after="0" w:line="264" w:lineRule="auto"/>
+              <w:spacing w:before="0" w:after="0" w:line="240" w:lineRule="auto"/>
             </w:pPr>
             <w:r>
               <w:rPr>
                 <w:rFonts w:ascii="Avenir Next" w:hAnsi="Avenir Next" w:cs="Avenir Next" w:eastAsia="Avenir Next"/>
                 <w:b/>
                 <w:color w:val="1A1A1A"/>
-                <w:sz w:val="21"/>
+                <w:sz w:val="22"/>
                 <w:szCs w:val="21"/>
               </w:rPr>
               <w:t xml:space="preserve">Divide</w:t>
@@ -452,7 +458,7 @@
               <w:rPr>
                 <w:rFonts w:ascii="Avenir Next" w:hAnsi="Avenir Next" w:cs="Avenir Next" w:eastAsia="Avenir Next"/>
                 <w:color w:val="1A1A1A"/>
-                <w:sz w:val="21"/>
+                <w:sz w:val="22"/>
                 <w:szCs w:val="21"/>
               </w:rPr>
               <w:t xml:space="preserve"> by the number of equal spaces. That is the step.</w:t>
@@ -471,6 +477,7 @@
           </w:tcPr>
           <w:p>
             <w:pPr>
+              <w:pStyle w:val="Heading1"/>
               <w:spacing w:before="0" w:after="0" w:line="240" w:lineRule="auto"/>
               <w:jc w:val="center"/>
             </w:pPr>
@@ -493,14 +500,14 @@
           </w:tcPr>
           <w:p>
             <w:pPr>
-              <w:spacing w:before="0" w:after="0" w:line="264" w:lineRule="auto"/>
+              <w:spacing w:before="0" w:after="0" w:line="240" w:lineRule="auto"/>
             </w:pPr>
             <w:r>
               <w:rPr>
                 <w:rFonts w:ascii="Avenir Next" w:hAnsi="Avenir Next" w:cs="Avenir Next" w:eastAsia="Avenir Next"/>
                 <w:b/>
                 <w:color w:val="1A1A1A"/>
-                <w:sz w:val="21"/>
+                <w:sz w:val="22"/>
                 <w:szCs w:val="21"/>
               </w:rPr>
               <w:t xml:space="preserve">Count on</w:t>
@@ -509,7 +516,7 @@
               <w:rPr>
                 <w:rFonts w:ascii="Avenir Next" w:hAnsi="Avenir Next" w:cs="Avenir Next" w:eastAsia="Avenir Next"/>
                 <w:color w:val="1A1A1A"/>
-                <w:sz w:val="21"/>
+                <w:sz w:val="22"/>
                 <w:szCs w:val="21"/>
               </w:rPr>
               <w:t xml:space="preserve"> by the step to name the tick.</w:t>
@@ -520,6 +527,7 @@
     </w:tbl>
     <w:p>
       <w:pPr>
+        <w:pStyle w:val="Heading2"/>
         <w:keepNext/>
         <w:pBdr>
           <w:bottom w:val="single" w:sz="8" w:space="3" w:color="003A70"/>
@@ -527,7 +535,7 @@
         <w:tabs>
           <w:tab w:val="right" w:pos="9504"/>
         </w:tabs>
-        <w:spacing w:before="50" w:after="36" w:line="240" w:lineRule="auto"/>
+        <w:spacing w:before="42" w:after="31" w:line="240" w:lineRule="auto"/>
       </w:pPr>
       <w:r>
         <w:rPr>
@@ -535,7 +543,7 @@
           <w:b/>
           <w:color w:val="003A70"/>
           <w:spacing w:val="14"/>
-          <w:sz w:val="19"/>
+          <w:sz w:val="22"/>
           <w:szCs w:val="19"/>
         </w:rPr>
         <w:t xml:space="preserve">WATCH ME</w:t>
@@ -554,7 +562,7 @@
           <w:rFonts w:ascii="Avenir Next" w:hAnsi="Avenir Next" w:cs="Avenir Next" w:eastAsia="Avenir Next"/>
           <w:i/>
           <w:color w:val="5A5F66"/>
-          <w:sz w:val="17"/>
+          <w:sz w:val="22"/>
           <w:szCs w:val="17"/>
         </w:rPr>
         <w:t xml:space="preserve">the steps in action</w:t>
@@ -596,14 +604,14 @@
           </w:tcPr>
           <w:p>
             <w:pPr>
-              <w:spacing w:before="0" w:after="40" w:line="264" w:lineRule="auto"/>
+              <w:spacing w:before="0" w:after="34" w:line="240" w:lineRule="auto"/>
             </w:pPr>
             <w:r>
               <w:rPr>
                 <w:rFonts w:ascii="Avenir Next" w:hAnsi="Avenir Next" w:cs="Avenir Next" w:eastAsia="Avenir Next"/>
                 <w:b/>
                 <w:color w:val="1A1A1A"/>
-                <w:sz w:val="21"/>
+                <w:sz w:val="22"/>
                 <w:szCs w:val="21"/>
               </w:rPr>
               <w:t xml:space="preserve">The labels are 200 and 300. Find the number at point A.</w:t>
@@ -614,7 +622,7 @@
               <w:tabs>
                 <w:tab w:val="left" w:pos="950"/>
               </w:tabs>
-              <w:spacing w:before="0" w:after="24" w:line="256" w:lineRule="auto"/>
+              <w:spacing w:before="0" w:after="20" w:line="240" w:lineRule="auto"/>
               <w:ind w:left="950" w:hanging="950"/>
             </w:pPr>
             <w:r>
@@ -622,25 +630,25 @@
                 <w:rFonts w:ascii="Avenir Next" w:hAnsi="Avenir Next" w:cs="Avenir Next" w:eastAsia="Avenir Next"/>
                 <w:b/>
                 <w:color w:val="003A70"/>
+                <w:sz w:val="22"/>
+                <w:szCs w:val="19"/>
+              </w:rPr>
+              <w:t xml:space="preserve">Step 1</w:t>
+            </w:r>
+            <w:r>
+              <w:rPr>
+                <w:rFonts w:ascii="Avenir Next" w:hAnsi="Avenir Next" w:cs="Avenir Next" w:eastAsia="Avenir Next"/>
+                <w:color w:val="1A1A1A"/>
                 <w:sz w:val="19"/>
                 <w:szCs w:val="19"/>
               </w:rPr>
-              <w:t xml:space="preserve">Step 1</w:t>
-            </w:r>
-            <w:r>
-              <w:rPr>
-                <w:rFonts w:ascii="Avenir Next" w:hAnsi="Avenir Next" w:cs="Avenir Next" w:eastAsia="Avenir Next"/>
-                <w:color w:val="1A1A1A"/>
-                <w:sz w:val="19"/>
-                <w:szCs w:val="19"/>
-              </w:rPr>
               <w:tab/>
             </w:r>
             <w:r>
               <w:rPr>
                 <w:rFonts w:ascii="Avenir Next" w:hAnsi="Avenir Next" w:cs="Avenir Next" w:eastAsia="Avenir Next"/>
                 <w:color w:val="1A1A1A"/>
-                <w:sz w:val="21"/>
+                <w:sz w:val="22"/>
                 <w:szCs w:val="21"/>
               </w:rPr>
               <w:t xml:space="preserve">300 − 200 = 100.</w:t>
@@ -651,7 +659,7 @@
               <w:tabs>
                 <w:tab w:val="left" w:pos="950"/>
               </w:tabs>
-              <w:spacing w:before="0" w:after="24" w:line="256" w:lineRule="auto"/>
+              <w:spacing w:before="0" w:after="20" w:line="240" w:lineRule="auto"/>
               <w:ind w:left="950" w:hanging="950"/>
             </w:pPr>
             <w:r>
@@ -659,25 +667,25 @@
                 <w:rFonts w:ascii="Avenir Next" w:hAnsi="Avenir Next" w:cs="Avenir Next" w:eastAsia="Avenir Next"/>
                 <w:b/>
                 <w:color w:val="003A70"/>
+                <w:sz w:val="22"/>
+                <w:szCs w:val="19"/>
+              </w:rPr>
+              <w:t xml:space="preserve">Step 2</w:t>
+            </w:r>
+            <w:r>
+              <w:rPr>
+                <w:rFonts w:ascii="Avenir Next" w:hAnsi="Avenir Next" w:cs="Avenir Next" w:eastAsia="Avenir Next"/>
+                <w:color w:val="1A1A1A"/>
                 <w:sz w:val="19"/>
                 <w:szCs w:val="19"/>
               </w:rPr>
-              <w:t xml:space="preserve">Step 2</w:t>
-            </w:r>
-            <w:r>
-              <w:rPr>
-                <w:rFonts w:ascii="Avenir Next" w:hAnsi="Avenir Next" w:cs="Avenir Next" w:eastAsia="Avenir Next"/>
-                <w:color w:val="1A1A1A"/>
-                <w:sz w:val="19"/>
-                <w:szCs w:val="19"/>
-              </w:rPr>
               <w:tab/>
             </w:r>
             <w:r>
               <w:rPr>
                 <w:rFonts w:ascii="Avenir Next" w:hAnsi="Avenir Next" w:cs="Avenir Next" w:eastAsia="Avenir Next"/>
                 <w:color w:val="1A1A1A"/>
-                <w:sz w:val="21"/>
+                <w:sz w:val="22"/>
                 <w:szCs w:val="21"/>
               </w:rPr>
               <w:t xml:space="preserve">There are 4 spaces. 100 ÷ 4 = 25. The step is 25.</w:t>
@@ -688,7 +696,7 @@
               <w:tabs>
                 <w:tab w:val="left" w:pos="950"/>
               </w:tabs>
-              <w:spacing w:before="0" w:after="24" w:line="256" w:lineRule="auto"/>
+              <w:spacing w:before="0" w:after="20" w:line="240" w:lineRule="auto"/>
               <w:ind w:left="950" w:hanging="950"/>
             </w:pPr>
             <w:r>
@@ -696,25 +704,25 @@
                 <w:rFonts w:ascii="Avenir Next" w:hAnsi="Avenir Next" w:cs="Avenir Next" w:eastAsia="Avenir Next"/>
                 <w:b/>
                 <w:color w:val="003A70"/>
+                <w:sz w:val="22"/>
+                <w:szCs w:val="19"/>
+              </w:rPr>
+              <w:t xml:space="preserve">Step 3</w:t>
+            </w:r>
+            <w:r>
+              <w:rPr>
+                <w:rFonts w:ascii="Avenir Next" w:hAnsi="Avenir Next" w:cs="Avenir Next" w:eastAsia="Avenir Next"/>
+                <w:color w:val="1A1A1A"/>
                 <w:sz w:val="19"/>
                 <w:szCs w:val="19"/>
               </w:rPr>
-              <w:t xml:space="preserve">Step 3</w:t>
-            </w:r>
-            <w:r>
-              <w:rPr>
-                <w:rFonts w:ascii="Avenir Next" w:hAnsi="Avenir Next" w:cs="Avenir Next" w:eastAsia="Avenir Next"/>
-                <w:color w:val="1A1A1A"/>
-                <w:sz w:val="19"/>
-                <w:szCs w:val="19"/>
-              </w:rPr>
               <w:tab/>
             </w:r>
             <w:r>
               <w:rPr>
                 <w:rFonts w:ascii="Avenir Next" w:hAnsi="Avenir Next" w:cs="Avenir Next" w:eastAsia="Avenir Next"/>
                 <w:color w:val="1A1A1A"/>
-                <w:sz w:val="21"/>
+                <w:sz w:val="22"/>
                 <w:szCs w:val="21"/>
               </w:rPr>
               <w:t xml:space="preserve">Count on: 200, 225, 250.</w:t>
@@ -725,7 +733,7 @@
               <w:tabs>
                 <w:tab w:val="left" w:pos="950"/>
               </w:tabs>
-              <w:spacing w:before="20" w:after="0" w:line="256" w:lineRule="auto"/>
+              <w:spacing w:before="17" w:after="0" w:line="240" w:lineRule="auto"/>
               <w:ind w:left="950" w:hanging="950"/>
             </w:pPr>
             <w:r>
@@ -733,18 +741,18 @@
                 <w:rFonts w:ascii="Avenir Next" w:hAnsi="Avenir Next" w:cs="Avenir Next" w:eastAsia="Avenir Next"/>
                 <w:b/>
                 <w:color w:val="1A1A1A"/>
+                <w:sz w:val="22"/>
+                <w:szCs w:val="21"/>
+              </w:rPr>
+              <w:t xml:space="preserve">Answer</w:t>
+            </w:r>
+            <w:r>
+              <w:rPr>
+                <w:rFonts w:ascii="Avenir Next" w:hAnsi="Avenir Next" w:cs="Avenir Next" w:eastAsia="Avenir Next"/>
+                <w:color w:val="1A1A1A"/>
                 <w:sz w:val="21"/>
                 <w:szCs w:val="21"/>
               </w:rPr>
-              <w:t xml:space="preserve">Answer</w:t>
-            </w:r>
-            <w:r>
-              <w:rPr>
-                <w:rFonts w:ascii="Avenir Next" w:hAnsi="Avenir Next" w:cs="Avenir Next" w:eastAsia="Avenir Next"/>
-                <w:color w:val="1A1A1A"/>
-                <w:sz w:val="21"/>
-                <w:szCs w:val="21"/>
-              </w:rPr>
               <w:tab/>
             </w:r>
             <w:r>
@@ -752,7 +760,7 @@
                 <w:rFonts w:ascii="Avenir Next" w:hAnsi="Avenir Next" w:cs="Avenir Next" w:eastAsia="Avenir Next"/>
                 <w:b/>
                 <w:color w:val="1A1A1A"/>
-                <w:sz w:val="21"/>
+                <w:sz w:val="22"/>
                 <w:szCs w:val="21"/>
               </w:rPr>
               <w:t xml:space="preserve">A = 250</w:t>
@@ -766,14 +774,14 @@
           </w:tcPr>
           <w:p>
             <w:pPr>
-              <w:spacing w:before="0" w:after="0" w:line="264" w:lineRule="auto"/>
+              <w:spacing w:before="0" w:after="0" w:line="240" w:lineRule="auto"/>
               <w:jc w:val="right"/>
             </w:pPr>
             <w:r>
               <w:drawing>
                 <wp:inline distT="0" distB="0" distL="0" distR="0">
                   <wp:extent cx="2743200" cy="731520"/>
-                  <wp:docPr id="1" name="Figure 1"/>
+                  <wp:docPr id="1" name="Figure 1" descr="Number line from 200 to 300, ticks every 25. Labels: 200, 200, 300, 300. Points: x: 250; label: A."/>
                   <a:graphic xmlns:a="http://schemas.openxmlformats.org/drawingml/2006/main">
                     <a:graphicData uri="http://schemas.openxmlformats.org/drawingml/2006/picture">
                       <pic:pic xmlns:pic="http://schemas.openxmlformats.org/drawingml/2006/picture">
@@ -813,6 +821,7 @@
     </w:p>
     <w:p>
       <w:pPr>
+        <w:pStyle w:val="Heading2"/>
         <w:keepNext/>
         <w:pBdr>
           <w:bottom w:val="single" w:sz="8" w:space="3" w:color="003A70"/>
@@ -820,7 +829,7 @@
         <w:tabs>
           <w:tab w:val="right" w:pos="9504"/>
         </w:tabs>
-        <w:spacing w:before="50" w:after="36" w:line="240" w:lineRule="auto"/>
+        <w:spacing w:before="42" w:after="31" w:line="240" w:lineRule="auto"/>
       </w:pPr>
       <w:r>
         <w:rPr>
@@ -828,7 +837,7 @@
           <w:b/>
           <w:color w:val="003A70"/>
           <w:spacing w:val="14"/>
-          <w:sz w:val="19"/>
+          <w:sz w:val="22"/>
           <w:szCs w:val="19"/>
         </w:rPr>
         <w:t xml:space="preserve">TRY IT WITH HELP</w:t>
@@ -847,7 +856,7 @@
           <w:rFonts w:ascii="Avenir Next" w:hAnsi="Avenir Next" w:cs="Avenir Next" w:eastAsia="Avenir Next"/>
           <w:i/>
           <w:color w:val="5A5F66"/>
-          <w:sz w:val="17"/>
+          <w:sz w:val="22"/>
           <w:szCs w:val="17"/>
         </w:rPr>
         <w:t xml:space="preserve">fill in each step</w:t>
@@ -859,7 +868,7 @@
         <w:tabs>
           <w:tab w:val="left" w:pos="432"/>
         </w:tabs>
-        <w:spacing w:before="90" w:after="40" w:line="268" w:lineRule="auto"/>
+        <w:spacing w:before="76" w:after="34" w:line="240" w:lineRule="auto"/>
         <w:ind w:left="432" w:hanging="432"/>
       </w:pPr>
       <w:r>
@@ -894,14 +903,14 @@
     <w:p>
       <w:pPr>
         <w:keepNext/>
-        <w:spacing w:before="20" w:after="30" w:line="264" w:lineRule="auto"/>
+        <w:spacing w:before="17" w:after="26" w:line="240" w:lineRule="auto"/>
         <w:jc w:val="center"/>
       </w:pPr>
       <w:r>
         <w:drawing>
           <wp:inline distT="0" distB="0" distL="0" distR="0">
             <wp:extent cx="3840480" cy="731520"/>
-            <wp:docPr id="2" name="Figure 2"/>
+            <wp:docPr id="2" name="Figure 2" descr="Number line from 0 to 10, ticks every 2. Labels: 0, 0, 10, 10. Points: x: 6; label: A."/>
             <a:graphic xmlns:a="http://schemas.openxmlformats.org/drawingml/2006/main">
               <a:graphicData uri="http://schemas.openxmlformats.org/drawingml/2006/picture">
                 <pic:pic xmlns:pic="http://schemas.openxmlformats.org/drawingml/2006/picture">
@@ -937,7 +946,7 @@
         <w:tabs>
           <w:tab w:val="left" w:pos="1300"/>
         </w:tabs>
-        <w:spacing w:before="0" w:after="24" w:line="272" w:lineRule="auto"/>
+        <w:spacing w:before="0" w:after="20" w:line="240" w:lineRule="auto"/>
         <w:ind w:left="1300" w:hanging="868"/>
       </w:pPr>
       <w:r>
@@ -945,35 +954,35 @@
           <w:rFonts w:ascii="Avenir Next" w:hAnsi="Avenir Next" w:cs="Avenir Next" w:eastAsia="Avenir Next"/>
           <w:b/>
           <w:color w:val="003A70"/>
+          <w:sz w:val="22"/>
+          <w:szCs w:val="18"/>
+        </w:rPr>
+        <w:t xml:space="preserve">Step 1</w:t>
+      </w:r>
+      <w:r>
+        <w:rPr>
+          <w:rFonts w:ascii="Avenir Next" w:hAnsi="Avenir Next" w:cs="Avenir Next" w:eastAsia="Avenir Next"/>
+          <w:color w:val="1A1A1A"/>
           <w:sz w:val="18"/>
           <w:szCs w:val="18"/>
         </w:rPr>
-        <w:t xml:space="preserve">Step 1</w:t>
-      </w:r>
-      <w:r>
-        <w:rPr>
-          <w:rFonts w:ascii="Avenir Next" w:hAnsi="Avenir Next" w:cs="Avenir Next" w:eastAsia="Avenir Next"/>
-          <w:color w:val="1A1A1A"/>
-          <w:sz w:val="18"/>
-          <w:szCs w:val="18"/>
-        </w:rPr>
         <w:tab/>
       </w:r>
       <w:r>
         <w:rPr>
           <w:rFonts w:ascii="Avenir Next" w:hAnsi="Avenir Next" w:cs="Avenir Next" w:eastAsia="Avenir Next"/>
           <w:color w:val="1A1A1A"/>
+          <w:sz w:val="22"/>
+          <w:szCs w:val="21"/>
+        </w:rPr>
+        <w:t xml:space="preserve">10 − 0 = </w:t>
+      </w:r>
+      <w:r>
+        <w:rPr>
+          <w:rFonts w:ascii="Avenir Next" w:hAnsi="Avenir Next" w:cs="Avenir Next" w:eastAsia="Avenir Next"/>
+          <w:color w:val="1A1A1A"/>
           <w:sz w:val="21"/>
           <w:szCs w:val="21"/>
-        </w:rPr>
-        <w:t xml:space="preserve">10 − 0 = </w:t>
-      </w:r>
-      <w:r>
-        <w:rPr>
-          <w:rFonts w:ascii="Avenir Next" w:hAnsi="Avenir Next" w:cs="Avenir Next" w:eastAsia="Avenir Next"/>
-          <w:color w:val="1A1A1A"/>
-          <w:sz w:val="21"/>
-          <w:szCs w:val="21"/>
           <w:u w:val="single"/>
         </w:rPr>
         <w:t xml:space="preserve">                </w:t>
@@ -982,7 +991,7 @@
         <w:rPr>
           <w:rFonts w:ascii="Avenir Next" w:hAnsi="Avenir Next" w:cs="Avenir Next" w:eastAsia="Avenir Next"/>
           <w:color w:val="1A1A1A"/>
-          <w:sz w:val="21"/>
+          <w:sz w:val="22"/>
           <w:szCs w:val="21"/>
         </w:rPr>
         <w:t xml:space="preserve">.</w:t>
@@ -994,7 +1003,7 @@
         <w:tabs>
           <w:tab w:val="left" w:pos="1300"/>
         </w:tabs>
-        <w:spacing w:before="0" w:after="24" w:line="272" w:lineRule="auto"/>
+        <w:spacing w:before="0" w:after="20" w:line="240" w:lineRule="auto"/>
         <w:ind w:left="1300" w:hanging="868"/>
       </w:pPr>
       <w:r>
@@ -1002,35 +1011,35 @@
           <w:rFonts w:ascii="Avenir Next" w:hAnsi="Avenir Next" w:cs="Avenir Next" w:eastAsia="Avenir Next"/>
           <w:b/>
           <w:color w:val="003A70"/>
+          <w:sz w:val="22"/>
+          <w:szCs w:val="18"/>
+        </w:rPr>
+        <w:t xml:space="preserve">Step 2</w:t>
+      </w:r>
+      <w:r>
+        <w:rPr>
+          <w:rFonts w:ascii="Avenir Next" w:hAnsi="Avenir Next" w:cs="Avenir Next" w:eastAsia="Avenir Next"/>
+          <w:color w:val="1A1A1A"/>
           <w:sz w:val="18"/>
           <w:szCs w:val="18"/>
         </w:rPr>
-        <w:t xml:space="preserve">Step 2</w:t>
-      </w:r>
-      <w:r>
-        <w:rPr>
-          <w:rFonts w:ascii="Avenir Next" w:hAnsi="Avenir Next" w:cs="Avenir Next" w:eastAsia="Avenir Next"/>
-          <w:color w:val="1A1A1A"/>
-          <w:sz w:val="18"/>
-          <w:szCs w:val="18"/>
-        </w:rPr>
         <w:tab/>
       </w:r>
       <w:r>
         <w:rPr>
           <w:rFonts w:ascii="Avenir Next" w:hAnsi="Avenir Next" w:cs="Avenir Next" w:eastAsia="Avenir Next"/>
           <w:color w:val="1A1A1A"/>
+          <w:sz w:val="22"/>
+          <w:szCs w:val="21"/>
+        </w:rPr>
+        <w:t xml:space="preserve">There are 5 spaces. 10 ÷ 5 = </w:t>
+      </w:r>
+      <w:r>
+        <w:rPr>
+          <w:rFonts w:ascii="Avenir Next" w:hAnsi="Avenir Next" w:cs="Avenir Next" w:eastAsia="Avenir Next"/>
+          <w:color w:val="1A1A1A"/>
           <w:sz w:val="21"/>
           <w:szCs w:val="21"/>
-        </w:rPr>
-        <w:t xml:space="preserve">There are 5 spaces. 10 ÷ 5 = </w:t>
-      </w:r>
-      <w:r>
-        <w:rPr>
-          <w:rFonts w:ascii="Avenir Next" w:hAnsi="Avenir Next" w:cs="Avenir Next" w:eastAsia="Avenir Next"/>
-          <w:color w:val="1A1A1A"/>
-          <w:sz w:val="21"/>
-          <w:szCs w:val="21"/>
           <w:u w:val="single"/>
         </w:rPr>
         <w:t xml:space="preserve">                </w:t>
@@ -1039,7 +1048,7 @@
         <w:rPr>
           <w:rFonts w:ascii="Avenir Next" w:hAnsi="Avenir Next" w:cs="Avenir Next" w:eastAsia="Avenir Next"/>
           <w:color w:val="1A1A1A"/>
-          <w:sz w:val="21"/>
+          <w:sz w:val="22"/>
           <w:szCs w:val="21"/>
         </w:rPr>
         <w:t xml:space="preserve">. The step is 2.</w:t>
@@ -1051,7 +1060,7 @@
         <w:tabs>
           <w:tab w:val="left" w:pos="1300"/>
         </w:tabs>
-        <w:spacing w:before="0" w:after="24" w:line="272" w:lineRule="auto"/>
+        <w:spacing w:before="0" w:after="20" w:line="240" w:lineRule="auto"/>
         <w:ind w:left="1300" w:hanging="868"/>
       </w:pPr>
       <w:r>
@@ -1059,28 +1068,47 @@
           <w:rFonts w:ascii="Avenir Next" w:hAnsi="Avenir Next" w:cs="Avenir Next" w:eastAsia="Avenir Next"/>
           <w:b/>
           <w:color w:val="003A70"/>
+          <w:sz w:val="22"/>
+          <w:szCs w:val="18"/>
+        </w:rPr>
+        <w:t xml:space="preserve">Step 3</w:t>
+      </w:r>
+      <w:r>
+        <w:rPr>
+          <w:rFonts w:ascii="Avenir Next" w:hAnsi="Avenir Next" w:cs="Avenir Next" w:eastAsia="Avenir Next"/>
+          <w:color w:val="1A1A1A"/>
           <w:sz w:val="18"/>
           <w:szCs w:val="18"/>
         </w:rPr>
-        <w:t xml:space="preserve">Step 3</w:t>
-      </w:r>
-      <w:r>
-        <w:rPr>
-          <w:rFonts w:ascii="Avenir Next" w:hAnsi="Avenir Next" w:cs="Avenir Next" w:eastAsia="Avenir Next"/>
-          <w:color w:val="1A1A1A"/>
-          <w:sz w:val="18"/>
-          <w:szCs w:val="18"/>
-        </w:rPr>
         <w:tab/>
       </w:r>
       <w:r>
         <w:rPr>
           <w:rFonts w:ascii="Avenir Next" w:hAnsi="Avenir Next" w:cs="Avenir Next" w:eastAsia="Avenir Next"/>
           <w:color w:val="1A1A1A"/>
+          <w:sz w:val="22"/>
+          <w:szCs w:val="21"/>
+        </w:rPr>
+        <w:t xml:space="preserve">Count on: 0, 2, 4, </w:t>
+      </w:r>
+      <w:r>
+        <w:rPr>
+          <w:rFonts w:ascii="Avenir Next" w:hAnsi="Avenir Next" w:cs="Avenir Next" w:eastAsia="Avenir Next"/>
+          <w:color w:val="1A1A1A"/>
           <w:sz w:val="21"/>
           <w:szCs w:val="21"/>
-        </w:rPr>
-        <w:t xml:space="preserve">Count on: 0, 2, 4, </w:t>
+          <w:u w:val="single"/>
+        </w:rPr>
+        <w:t xml:space="preserve">                </w:t>
+      </w:r>
+      <w:r>
+        <w:rPr>
+          <w:rFonts w:ascii="Avenir Next" w:hAnsi="Avenir Next" w:cs="Avenir Next" w:eastAsia="Avenir Next"/>
+          <w:color w:val="1A1A1A"/>
+          <w:sz w:val="22"/>
+          <w:szCs w:val="21"/>
+        </w:rPr>
+        <w:t xml:space="preserve">. A = </w:t>
       </w:r>
       <w:r>
         <w:rPr>
@@ -1096,26 +1124,7 @@
         <w:rPr>
           <w:rFonts w:ascii="Avenir Next" w:hAnsi="Avenir Next" w:cs="Avenir Next" w:eastAsia="Avenir Next"/>
           <w:color w:val="1A1A1A"/>
-          <w:sz w:val="21"/>
-          <w:szCs w:val="21"/>
-        </w:rPr>
-        <w:t xml:space="preserve">. A = </w:t>
-      </w:r>
-      <w:r>
-        <w:rPr>
-          <w:rFonts w:ascii="Avenir Next" w:hAnsi="Avenir Next" w:cs="Avenir Next" w:eastAsia="Avenir Next"/>
-          <w:color w:val="1A1A1A"/>
-          <w:sz w:val="21"/>
-          <w:szCs w:val="21"/>
-          <w:u w:val="single"/>
-        </w:rPr>
-        <w:t xml:space="preserve">                </w:t>
-      </w:r>
-      <w:r>
-        <w:rPr>
-          <w:rFonts w:ascii="Avenir Next" w:hAnsi="Avenir Next" w:cs="Avenir Next" w:eastAsia="Avenir Next"/>
-          <w:color w:val="1A1A1A"/>
-          <w:sz w:val="21"/>
+          <w:sz w:val="22"/>
           <w:szCs w:val="21"/>
         </w:rPr>
         <w:t xml:space="preserve">.</w:t>
@@ -1132,7 +1141,7 @@
         <w:tabs>
           <w:tab w:val="left" w:pos="432"/>
         </w:tabs>
-        <w:spacing w:before="90" w:after="40" w:line="268" w:lineRule="auto"/>
+        <w:spacing w:before="76" w:after="34" w:line="240" w:lineRule="auto"/>
         <w:ind w:left="432" w:hanging="432"/>
       </w:pPr>
       <w:r>
@@ -1170,7 +1179,7 @@
         <w:tabs>
           <w:tab w:val="left" w:pos="1300"/>
         </w:tabs>
-        <w:spacing w:before="0" w:after="24" w:line="272" w:lineRule="auto"/>
+        <w:spacing w:before="0" w:after="20" w:line="240" w:lineRule="auto"/>
         <w:ind w:left="1300" w:hanging="868"/>
       </w:pPr>
       <w:r>
@@ -1178,35 +1187,35 @@
           <w:rFonts w:ascii="Avenir Next" w:hAnsi="Avenir Next" w:cs="Avenir Next" w:eastAsia="Avenir Next"/>
           <w:b/>
           <w:color w:val="003A70"/>
+          <w:sz w:val="22"/>
+          <w:szCs w:val="18"/>
+        </w:rPr>
+        <w:t xml:space="preserve">Step 1</w:t>
+      </w:r>
+      <w:r>
+        <w:rPr>
+          <w:rFonts w:ascii="Avenir Next" w:hAnsi="Avenir Next" w:cs="Avenir Next" w:eastAsia="Avenir Next"/>
+          <w:color w:val="1A1A1A"/>
           <w:sz w:val="18"/>
           <w:szCs w:val="18"/>
         </w:rPr>
-        <w:t xml:space="preserve">Step 1</w:t>
-      </w:r>
-      <w:r>
-        <w:rPr>
-          <w:rFonts w:ascii="Avenir Next" w:hAnsi="Avenir Next" w:cs="Avenir Next" w:eastAsia="Avenir Next"/>
-          <w:color w:val="1A1A1A"/>
-          <w:sz w:val="18"/>
-          <w:szCs w:val="18"/>
-        </w:rPr>
         <w:tab/>
       </w:r>
       <w:r>
         <w:rPr>
           <w:rFonts w:ascii="Avenir Next" w:hAnsi="Avenir Next" w:cs="Avenir Next" w:eastAsia="Avenir Next"/>
           <w:color w:val="1A1A1A"/>
+          <w:sz w:val="22"/>
+          <w:szCs w:val="21"/>
+        </w:rPr>
+        <w:t xml:space="preserve">100 − 0 = </w:t>
+      </w:r>
+      <w:r>
+        <w:rPr>
+          <w:rFonts w:ascii="Avenir Next" w:hAnsi="Avenir Next" w:cs="Avenir Next" w:eastAsia="Avenir Next"/>
+          <w:color w:val="1A1A1A"/>
           <w:sz w:val="21"/>
           <w:szCs w:val="21"/>
-        </w:rPr>
-        <w:t xml:space="preserve">100 − 0 = </w:t>
-      </w:r>
-      <w:r>
-        <w:rPr>
-          <w:rFonts w:ascii="Avenir Next" w:hAnsi="Avenir Next" w:cs="Avenir Next" w:eastAsia="Avenir Next"/>
-          <w:color w:val="1A1A1A"/>
-          <w:sz w:val="21"/>
-          <w:szCs w:val="21"/>
           <w:u w:val="single"/>
         </w:rPr>
         <w:t xml:space="preserve">                </w:t>
@@ -1215,7 +1224,7 @@
         <w:rPr>
           <w:rFonts w:ascii="Avenir Next" w:hAnsi="Avenir Next" w:cs="Avenir Next" w:eastAsia="Avenir Next"/>
           <w:color w:val="1A1A1A"/>
-          <w:sz w:val="21"/>
+          <w:sz w:val="22"/>
           <w:szCs w:val="21"/>
         </w:rPr>
         <w:t xml:space="preserve">.</w:t>
@@ -1227,7 +1236,7 @@
         <w:tabs>
           <w:tab w:val="left" w:pos="1300"/>
         </w:tabs>
-        <w:spacing w:before="0" w:after="24" w:line="272" w:lineRule="auto"/>
+        <w:spacing w:before="0" w:after="20" w:line="240" w:lineRule="auto"/>
         <w:ind w:left="1300" w:hanging="868"/>
       </w:pPr>
       <w:r>
@@ -1235,35 +1244,35 @@
           <w:rFonts w:ascii="Avenir Next" w:hAnsi="Avenir Next" w:cs="Avenir Next" w:eastAsia="Avenir Next"/>
           <w:b/>
           <w:color w:val="003A70"/>
+          <w:sz w:val="22"/>
+          <w:szCs w:val="18"/>
+        </w:rPr>
+        <w:t xml:space="preserve">Step 2</w:t>
+      </w:r>
+      <w:r>
+        <w:rPr>
+          <w:rFonts w:ascii="Avenir Next" w:hAnsi="Avenir Next" w:cs="Avenir Next" w:eastAsia="Avenir Next"/>
+          <w:color w:val="1A1A1A"/>
           <w:sz w:val="18"/>
           <w:szCs w:val="18"/>
         </w:rPr>
-        <w:t xml:space="preserve">Step 2</w:t>
-      </w:r>
-      <w:r>
-        <w:rPr>
-          <w:rFonts w:ascii="Avenir Next" w:hAnsi="Avenir Next" w:cs="Avenir Next" w:eastAsia="Avenir Next"/>
-          <w:color w:val="1A1A1A"/>
-          <w:sz w:val="18"/>
-          <w:szCs w:val="18"/>
-        </w:rPr>
         <w:tab/>
       </w:r>
       <w:r>
         <w:rPr>
           <w:rFonts w:ascii="Avenir Next" w:hAnsi="Avenir Next" w:cs="Avenir Next" w:eastAsia="Avenir Next"/>
           <w:color w:val="1A1A1A"/>
+          <w:sz w:val="22"/>
+          <w:szCs w:val="21"/>
+        </w:rPr>
+        <w:t xml:space="preserve">100 ÷ 4 = </w:t>
+      </w:r>
+      <w:r>
+        <w:rPr>
+          <w:rFonts w:ascii="Avenir Next" w:hAnsi="Avenir Next" w:cs="Avenir Next" w:eastAsia="Avenir Next"/>
+          <w:color w:val="1A1A1A"/>
           <w:sz w:val="21"/>
           <w:szCs w:val="21"/>
-        </w:rPr>
-        <w:t xml:space="preserve">100 ÷ 4 = </w:t>
-      </w:r>
-      <w:r>
-        <w:rPr>
-          <w:rFonts w:ascii="Avenir Next" w:hAnsi="Avenir Next" w:cs="Avenir Next" w:eastAsia="Avenir Next"/>
-          <w:color w:val="1A1A1A"/>
-          <w:sz w:val="21"/>
-          <w:szCs w:val="21"/>
           <w:u w:val="single"/>
         </w:rPr>
         <w:t xml:space="preserve">                </w:t>
@@ -1272,7 +1281,7 @@
         <w:rPr>
           <w:rFonts w:ascii="Avenir Next" w:hAnsi="Avenir Next" w:cs="Avenir Next" w:eastAsia="Avenir Next"/>
           <w:color w:val="1A1A1A"/>
-          <w:sz w:val="21"/>
+          <w:sz w:val="22"/>
           <w:szCs w:val="21"/>
         </w:rPr>
         <w:t xml:space="preserve">. The step is 25.</w:t>
@@ -1284,7 +1293,7 @@
         <w:tabs>
           <w:tab w:val="left" w:pos="1300"/>
         </w:tabs>
-        <w:spacing w:before="0" w:after="24" w:line="272" w:lineRule="auto"/>
+        <w:spacing w:before="0" w:after="20" w:line="240" w:lineRule="auto"/>
         <w:ind w:left="1300" w:hanging="868"/>
       </w:pPr>
       <w:r>
@@ -1292,28 +1301,47 @@
           <w:rFonts w:ascii="Avenir Next" w:hAnsi="Avenir Next" w:cs="Avenir Next" w:eastAsia="Avenir Next"/>
           <w:b/>
           <w:color w:val="003A70"/>
+          <w:sz w:val="22"/>
+          <w:szCs w:val="18"/>
+        </w:rPr>
+        <w:t xml:space="preserve">Step 3</w:t>
+      </w:r>
+      <w:r>
+        <w:rPr>
+          <w:rFonts w:ascii="Avenir Next" w:hAnsi="Avenir Next" w:cs="Avenir Next" w:eastAsia="Avenir Next"/>
+          <w:color w:val="1A1A1A"/>
           <w:sz w:val="18"/>
           <w:szCs w:val="18"/>
         </w:rPr>
-        <w:t xml:space="preserve">Step 3</w:t>
-      </w:r>
-      <w:r>
-        <w:rPr>
-          <w:rFonts w:ascii="Avenir Next" w:hAnsi="Avenir Next" w:cs="Avenir Next" w:eastAsia="Avenir Next"/>
-          <w:color w:val="1A1A1A"/>
-          <w:sz w:val="18"/>
-          <w:szCs w:val="18"/>
-        </w:rPr>
         <w:tab/>
       </w:r>
       <w:r>
         <w:rPr>
           <w:rFonts w:ascii="Avenir Next" w:hAnsi="Avenir Next" w:cs="Avenir Next" w:eastAsia="Avenir Next"/>
           <w:color w:val="1A1A1A"/>
+          <w:sz w:val="22"/>
+          <w:szCs w:val="21"/>
+        </w:rPr>
+        <w:t xml:space="preserve">Count on: 25, 50, </w:t>
+      </w:r>
+      <w:r>
+        <w:rPr>
+          <w:rFonts w:ascii="Avenir Next" w:hAnsi="Avenir Next" w:cs="Avenir Next" w:eastAsia="Avenir Next"/>
+          <w:color w:val="1A1A1A"/>
           <w:sz w:val="21"/>
           <w:szCs w:val="21"/>
-        </w:rPr>
-        <w:t xml:space="preserve">Count on: 25, 50, </w:t>
+          <w:u w:val="single"/>
+        </w:rPr>
+        <w:t xml:space="preserve">                </w:t>
+      </w:r>
+      <w:r>
+        <w:rPr>
+          <w:rFonts w:ascii="Avenir Next" w:hAnsi="Avenir Next" w:cs="Avenir Next" w:eastAsia="Avenir Next"/>
+          <w:color w:val="1A1A1A"/>
+          <w:sz w:val="22"/>
+          <w:szCs w:val="21"/>
+        </w:rPr>
+        <w:t xml:space="preserve">. A = </w:t>
       </w:r>
       <w:r>
         <w:rPr>
@@ -1329,26 +1357,7 @@
         <w:rPr>
           <w:rFonts w:ascii="Avenir Next" w:hAnsi="Avenir Next" w:cs="Avenir Next" w:eastAsia="Avenir Next"/>
           <w:color w:val="1A1A1A"/>
-          <w:sz w:val="21"/>
-          <w:szCs w:val="21"/>
-        </w:rPr>
-        <w:t xml:space="preserve">. A = </w:t>
-      </w:r>
-      <w:r>
-        <w:rPr>
-          <w:rFonts w:ascii="Avenir Next" w:hAnsi="Avenir Next" w:cs="Avenir Next" w:eastAsia="Avenir Next"/>
-          <w:color w:val="1A1A1A"/>
-          <w:sz w:val="21"/>
-          <w:szCs w:val="21"/>
-          <w:u w:val="single"/>
-        </w:rPr>
-        <w:t xml:space="preserve">                </w:t>
-      </w:r>
-      <w:r>
-        <w:rPr>
-          <w:rFonts w:ascii="Avenir Next" w:hAnsi="Avenir Next" w:cs="Avenir Next" w:eastAsia="Avenir Next"/>
-          <w:color w:val="1A1A1A"/>
-          <w:sz w:val="21"/>
+          <w:sz w:val="22"/>
           <w:szCs w:val="21"/>
         </w:rPr>
         <w:t xml:space="preserve">.</w:t>
@@ -1361,6 +1370,7 @@
     </w:p>
     <w:p>
       <w:pPr>
+        <w:pStyle w:val="Heading2"/>
         <w:keepNext/>
         <w:pBdr>
           <w:bottom w:val="single" w:sz="8" w:space="3" w:color="003A70"/>
@@ -1368,7 +1378,7 @@
         <w:tabs>
           <w:tab w:val="right" w:pos="9504"/>
         </w:tabs>
-        <w:spacing w:before="50" w:after="36" w:line="240" w:lineRule="auto"/>
+        <w:spacing w:before="42" w:after="31" w:line="240" w:lineRule="auto"/>
       </w:pPr>
       <w:r>
         <w:rPr>
@@ -1376,7 +1386,7 @@
           <w:b/>
           <w:color w:val="003A70"/>
           <w:spacing w:val="14"/>
-          <w:sz w:val="19"/>
+          <w:sz w:val="22"/>
           <w:szCs w:val="19"/>
         </w:rPr>
         <w:t xml:space="preserve">YOUR TURN</w:t>
@@ -1395,7 +1405,7 @@
           <w:rFonts w:ascii="Avenir Next" w:hAnsi="Avenir Next" w:cs="Avenir Next" w:eastAsia="Avenir Next"/>
           <w:i/>
           <w:color w:val="5A5F66"/>
-          <w:sz w:val="17"/>
+          <w:sz w:val="22"/>
           <w:szCs w:val="17"/>
         </w:rPr>
         <w:t xml:space="preserve">use the steps on your own</w:t>
@@ -1445,7 +1455,7 @@
               <w:tabs>
                 <w:tab w:val="left" w:pos="432"/>
               </w:tabs>
-              <w:spacing w:before="90" w:after="40" w:line="268" w:lineRule="auto"/>
+              <w:spacing w:before="76" w:after="34" w:line="240" w:lineRule="auto"/>
               <w:ind w:left="432" w:hanging="432"/>
             </w:pPr>
             <w:r>
@@ -1518,7 +1528,7 @@
                     <w:tabs>
                       <w:tab w:val="left" w:pos="340"/>
                     </w:tabs>
-                    <w:spacing w:before="0" w:after="0" w:line="276" w:lineRule="auto"/>
+                    <w:spacing w:before="0" w:after="0" w:line="240" w:lineRule="auto"/>
                     <w:ind w:left="340" w:hanging="340"/>
                   </w:pPr>
                   <w:r>
@@ -1566,7 +1576,7 @@
                       <w:szCs w:val="22"/>
                       <w:u w:val="single"/>
                     </w:rPr>
-                    <w:t xml:space="preserve">        </w:t>
+                    <w:t xml:space="preserve">            </w:t>
                   </w:r>
                 </w:p>
               </w:tc>
@@ -1580,7 +1590,7 @@
                     <w:tabs>
                       <w:tab w:val="left" w:pos="340"/>
                     </w:tabs>
-                    <w:spacing w:before="0" w:after="0" w:line="276" w:lineRule="auto"/>
+                    <w:spacing w:before="0" w:after="0" w:line="240" w:lineRule="auto"/>
                     <w:ind w:left="340" w:hanging="340"/>
                   </w:pPr>
                   <w:r>
@@ -1628,7 +1638,7 @@
                       <w:szCs w:val="22"/>
                       <w:u w:val="single"/>
                     </w:rPr>
-                    <w:t xml:space="preserve">        </w:t>
+                    <w:t xml:space="preserve">            </w:t>
                   </w:r>
                 </w:p>
               </w:tc>
@@ -1648,7 +1658,7 @@
                     <w:tabs>
                       <w:tab w:val="left" w:pos="340"/>
                     </w:tabs>
-                    <w:spacing w:before="0" w:after="0" w:line="276" w:lineRule="auto"/>
+                    <w:spacing w:before="0" w:after="0" w:line="240" w:lineRule="auto"/>
                     <w:ind w:left="340" w:hanging="340"/>
                   </w:pPr>
                   <w:r>
@@ -1696,7 +1706,7 @@
                       <w:szCs w:val="22"/>
                       <w:u w:val="single"/>
                     </w:rPr>
-                    <w:t xml:space="preserve">        </w:t>
+                    <w:t xml:space="preserve">            </w:t>
                   </w:r>
                 </w:p>
               </w:tc>
@@ -1710,7 +1720,7 @@
                     <w:tabs>
                       <w:tab w:val="left" w:pos="340"/>
                     </w:tabs>
-                    <w:spacing w:before="0" w:after="0" w:line="276" w:lineRule="auto"/>
+                    <w:spacing w:before="0" w:after="0" w:line="240" w:lineRule="auto"/>
                     <w:ind w:left="340" w:hanging="340"/>
                   </w:pPr>
                   <w:r>
@@ -1758,7 +1768,7 @@
                       <w:szCs w:val="22"/>
                       <w:u w:val="single"/>
                     </w:rPr>
-                    <w:t xml:space="preserve">        </w:t>
+                    <w:t xml:space="preserve">            </w:t>
                   </w:r>
                 </w:p>
               </w:tc>
@@ -1790,7 +1800,7 @@
           <w:caps/>
           <w:color w:val="003A70"/>
           <w:spacing w:val="12"/>
-          <w:sz w:val="19"/>
+          <w:sz w:val="22"/>
           <w:szCs w:val="19"/>
         </w:rPr>
         <w:t xml:space="preserve">Lesson 8-5  ·  Session 1  ·  Prerequisite Practice A  ·  Skill 2 of 2</w:t>
@@ -1798,6 +1808,7 @@
     </w:p>
     <w:p>
       <w:pPr>
+        <w:pStyle w:val="Heading1"/>
         <w:keepNext/>
         <w:spacing w:before="0" w:after="10" w:line="240" w:lineRule="auto"/>
       </w:pPr>
@@ -1823,7 +1834,7 @@
         <w:rPr>
           <w:rFonts w:ascii="Avenir Next" w:hAnsi="Avenir Next" w:cs="Avenir Next" w:eastAsia="Avenir Next"/>
           <w:color w:val="5A5F66"/>
-          <w:sz w:val="17"/>
+          <w:sz w:val="22"/>
           <w:szCs w:val="17"/>
         </w:rPr>
         <w:t xml:space="preserve">Builds on Grade 4 · 4.NBT.A.2</w:t>
@@ -1866,6 +1877,7 @@
           </w:tcPr>
           <w:p>
             <w:pPr>
+              <w:pStyle w:val="Heading2"/>
               <w:spacing w:before="0" w:after="0" w:line="252" w:lineRule="auto"/>
             </w:pPr>
             <w:r>
@@ -1895,7 +1907,7 @@
               <w:rPr>
                 <w:rFonts w:ascii="Avenir Next" w:hAnsi="Avenir Next" w:cs="Avenir Next" w:eastAsia="Avenir Next"/>
                 <w:color w:val="1A1A1A"/>
-                <w:sz w:val="20"/>
+                <w:sz w:val="22"/>
                 <w:szCs w:val="20"/>
               </w:rPr>
               <w:t xml:space="preserve">You will name values that work for </w:t>
@@ -1905,7 +1917,7 @@
                 <w:rFonts w:ascii="Avenir Next" w:hAnsi="Avenir Next" w:cs="Avenir Next" w:eastAsia="Avenir Next"/>
                 <w:i/>
                 <w:color w:val="1A1A1A"/>
-                <w:sz w:val="20"/>
+                <w:sz w:val="22"/>
                 <w:szCs w:val="20"/>
               </w:rPr>
               <w:t xml:space="preserve">p</w:t>
@@ -1914,7 +1926,7 @@
               <w:rPr>
                 <w:rFonts w:ascii="Avenir Next" w:hAnsi="Avenir Next" w:cs="Avenir Next" w:eastAsia="Avenir Next"/>
                 <w:color w:val="1A1A1A"/>
-                <w:sz w:val="20"/>
+                <w:sz w:val="22"/>
                 <w:szCs w:val="20"/>
               </w:rPr>
               <w:t xml:space="preserve"> ≥ 250, like 300.</w:t>
@@ -1934,6 +1946,7 @@
           </w:tcPr>
           <w:p>
             <w:pPr>
+              <w:pStyle w:val="Heading2"/>
               <w:spacing w:before="0" w:after="0" w:line="252" w:lineRule="auto"/>
             </w:pPr>
             <w:r>
@@ -1963,7 +1976,7 @@
               <w:rPr>
                 <w:rFonts w:ascii="Avenir Next" w:hAnsi="Avenir Next" w:cs="Avenir Next" w:eastAsia="Avenir Next"/>
                 <w:color w:val="1A1A1A"/>
-                <w:sz w:val="20"/>
+                <w:sz w:val="22"/>
                 <w:szCs w:val="20"/>
               </w:rPr>
               <w:t xml:space="preserve">Tell which number is greater, like 260 &gt; 250.  </w:t>
@@ -1973,7 +1986,7 @@
                 <w:rFonts w:ascii="Avenir Next" w:hAnsi="Avenir Next" w:cs="Avenir Next" w:eastAsia="Avenir Next"/>
                 <w:b/>
                 <w:color w:val="1A1A1A"/>
-                <w:sz w:val="20"/>
+                <w:sz w:val="22"/>
                 <w:szCs w:val="20"/>
               </w:rPr>
               <w:t xml:space="preserve">You will use it in Practice Form A, problems 2 and 7.</w:t>
@@ -1984,6 +1997,7 @@
     </w:tbl>
     <w:p>
       <w:pPr>
+        <w:pStyle w:val="Heading2"/>
         <w:keepNext/>
         <w:pBdr>
           <w:bottom w:val="single" w:sz="8" w:space="3" w:color="003A70"/>
@@ -1999,7 +2013,7 @@
           <w:b/>
           <w:color w:val="003A70"/>
           <w:spacing w:val="14"/>
-          <w:sz w:val="19"/>
+          <w:sz w:val="22"/>
           <w:szCs w:val="19"/>
         </w:rPr>
         <w:t xml:space="preserve">STEPS TO FOLLOW</w:t>
@@ -2018,7 +2032,7 @@
           <w:rFonts w:ascii="Avenir Next" w:hAnsi="Avenir Next" w:cs="Avenir Next" w:eastAsia="Avenir Next"/>
           <w:i/>
           <w:color w:val="5A5F66"/>
-          <w:sz w:val="17"/>
+          <w:sz w:val="22"/>
           <w:szCs w:val="17"/>
         </w:rPr>
         <w:t xml:space="preserve">use these same steps on every problem</w:t>
@@ -2060,6 +2074,7 @@
           </w:tcPr>
           <w:p>
             <w:pPr>
+              <w:pStyle w:val="Heading1"/>
               <w:spacing w:before="0" w:after="0" w:line="240" w:lineRule="auto"/>
               <w:jc w:val="center"/>
             </w:pPr>
@@ -2088,7 +2103,7 @@
               <w:rPr>
                 <w:rFonts w:ascii="Avenir Next" w:hAnsi="Avenir Next" w:cs="Avenir Next" w:eastAsia="Avenir Next"/>
                 <w:color w:val="1A1A1A"/>
-                <w:sz w:val="21"/>
+                <w:sz w:val="22"/>
                 <w:szCs w:val="21"/>
               </w:rPr>
               <w:t xml:space="preserve">Count the </w:t>
@@ -2098,7 +2113,7 @@
                 <w:rFonts w:ascii="Avenir Next" w:hAnsi="Avenir Next" w:cs="Avenir Next" w:eastAsia="Avenir Next"/>
                 <w:b/>
                 <w:color w:val="1A1A1A"/>
-                <w:sz w:val="21"/>
+                <w:sz w:val="22"/>
                 <w:szCs w:val="21"/>
               </w:rPr>
               <w:t xml:space="preserve">digits</w:t>
@@ -2107,7 +2122,7 @@
               <w:rPr>
                 <w:rFonts w:ascii="Avenir Next" w:hAnsi="Avenir Next" w:cs="Avenir Next" w:eastAsia="Avenir Next"/>
                 <w:color w:val="1A1A1A"/>
-                <w:sz w:val="21"/>
+                <w:sz w:val="22"/>
                 <w:szCs w:val="21"/>
               </w:rPr>
               <w:t xml:space="preserve">. More digits means the greater number.</w:t>
@@ -2126,6 +2141,7 @@
           </w:tcPr>
           <w:p>
             <w:pPr>
+              <w:pStyle w:val="Heading1"/>
               <w:spacing w:before="0" w:after="0" w:line="240" w:lineRule="auto"/>
               <w:jc w:val="center"/>
             </w:pPr>
@@ -2154,7 +2170,7 @@
               <w:rPr>
                 <w:rFonts w:ascii="Avenir Next" w:hAnsi="Avenir Next" w:cs="Avenir Next" w:eastAsia="Avenir Next"/>
                 <w:color w:val="1A1A1A"/>
-                <w:sz w:val="21"/>
+                <w:sz w:val="22"/>
                 <w:szCs w:val="21"/>
               </w:rPr>
               <w:t xml:space="preserve">Same number of digits? Compare digits </w:t>
@@ -2164,7 +2180,7 @@
                 <w:rFonts w:ascii="Avenir Next" w:hAnsi="Avenir Next" w:cs="Avenir Next" w:eastAsia="Avenir Next"/>
                 <w:b/>
                 <w:color w:val="1A1A1A"/>
-                <w:sz w:val="21"/>
+                <w:sz w:val="22"/>
                 <w:szCs w:val="21"/>
               </w:rPr>
               <w:t xml:space="preserve">from the left</w:t>
@@ -2173,7 +2189,7 @@
               <w:rPr>
                 <w:rFonts w:ascii="Avenir Next" w:hAnsi="Avenir Next" w:cs="Avenir Next" w:eastAsia="Avenir Next"/>
                 <w:color w:val="1A1A1A"/>
-                <w:sz w:val="21"/>
+                <w:sz w:val="22"/>
                 <w:szCs w:val="21"/>
               </w:rPr>
               <w:t xml:space="preserve">.</w:t>
@@ -2192,6 +2208,7 @@
           </w:tcPr>
           <w:p>
             <w:pPr>
+              <w:pStyle w:val="Heading1"/>
               <w:spacing w:before="0" w:after="0" w:line="240" w:lineRule="auto"/>
               <w:jc w:val="center"/>
             </w:pPr>
@@ -2220,7 +2237,7 @@
               <w:rPr>
                 <w:rFonts w:ascii="Avenir Next" w:hAnsi="Avenir Next" w:cs="Avenir Next" w:eastAsia="Avenir Next"/>
                 <w:color w:val="1A1A1A"/>
-                <w:sz w:val="21"/>
+                <w:sz w:val="22"/>
                 <w:szCs w:val="21"/>
               </w:rPr>
               <w:t xml:space="preserve">The first </w:t>
@@ -2230,7 +2247,7 @@
                 <w:rFonts w:ascii="Avenir Next" w:hAnsi="Avenir Next" w:cs="Avenir Next" w:eastAsia="Avenir Next"/>
                 <w:b/>
                 <w:color w:val="1A1A1A"/>
-                <w:sz w:val="21"/>
+                <w:sz w:val="22"/>
                 <w:szCs w:val="21"/>
               </w:rPr>
               <w:t xml:space="preserve">different</w:t>
@@ -2239,7 +2256,7 @@
               <w:rPr>
                 <w:rFonts w:ascii="Avenir Next" w:hAnsi="Avenir Next" w:cs="Avenir Next" w:eastAsia="Avenir Next"/>
                 <w:color w:val="1A1A1A"/>
-                <w:sz w:val="21"/>
+                <w:sz w:val="22"/>
                 <w:szCs w:val="21"/>
               </w:rPr>
               <w:t xml:space="preserve"> digit decides. Write &lt;, &gt;, or =.</w:t>
@@ -2250,6 +2267,7 @@
     </w:tbl>
     <w:p>
       <w:pPr>
+        <w:pStyle w:val="Heading2"/>
         <w:keepNext/>
         <w:pBdr>
           <w:bottom w:val="single" w:sz="8" w:space="3" w:color="003A70"/>
@@ -2265,7 +2283,7 @@
           <w:b/>
           <w:color w:val="003A70"/>
           <w:spacing w:val="14"/>
-          <w:sz w:val="19"/>
+          <w:sz w:val="22"/>
           <w:szCs w:val="19"/>
         </w:rPr>
         <w:t xml:space="preserve">WATCH ME</w:t>
@@ -2284,7 +2302,7 @@
           <w:rFonts w:ascii="Avenir Next" w:hAnsi="Avenir Next" w:cs="Avenir Next" w:eastAsia="Avenir Next"/>
           <w:i/>
           <w:color w:val="5A5F66"/>
-          <w:sz w:val="17"/>
+          <w:sz w:val="22"/>
           <w:szCs w:val="17"/>
         </w:rPr>
         <w:t xml:space="preserve">the steps in action</w:t>
@@ -2299,17 +2317,17 @@
           <w:rFonts w:ascii="Avenir Next" w:hAnsi="Avenir Next" w:cs="Avenir Next" w:eastAsia="Avenir Next"/>
           <w:b/>
           <w:color w:val="1A1A1A"/>
+          <w:sz w:val="22"/>
+          <w:szCs w:val="21"/>
+        </w:rPr>
+        <w:t xml:space="preserve">875 </w:t>
+      </w:r>
+      <w:r>
+        <w:rPr>
+          <w:rFonts w:ascii="Avenir Next" w:hAnsi="Avenir Next" w:cs="Avenir Next" w:eastAsia="Avenir Next"/>
+          <w:color w:val="1A1A1A"/>
           <w:sz w:val="21"/>
           <w:szCs w:val="21"/>
-        </w:rPr>
-        <w:t xml:space="preserve">875 </w:t>
-      </w:r>
-      <w:r>
-        <w:rPr>
-          <w:rFonts w:ascii="Avenir Next" w:hAnsi="Avenir Next" w:cs="Avenir Next" w:eastAsia="Avenir Next"/>
-          <w:color w:val="1A1A1A"/>
-          <w:sz w:val="21"/>
-          <w:szCs w:val="21"/>
           <w:u w:val="single"/>
         </w:rPr>
         <w:t xml:space="preserve">      </w:t>
@@ -2319,7 +2337,7 @@
           <w:rFonts w:ascii="Avenir Next" w:hAnsi="Avenir Next" w:cs="Avenir Next" w:eastAsia="Avenir Next"/>
           <w:b/>
           <w:color w:val="1A1A1A"/>
-          <w:sz w:val="21"/>
+          <w:sz w:val="22"/>
           <w:szCs w:val="21"/>
         </w:rPr>
         <w:t xml:space="preserve"> 900</w:t>
@@ -2338,25 +2356,25 @@
           <w:rFonts w:ascii="Avenir Next" w:hAnsi="Avenir Next" w:cs="Avenir Next" w:eastAsia="Avenir Next"/>
           <w:b/>
           <w:color w:val="003A70"/>
+          <w:sz w:val="22"/>
+          <w:szCs w:val="19"/>
+        </w:rPr>
+        <w:t xml:space="preserve">Step 1</w:t>
+      </w:r>
+      <w:r>
+        <w:rPr>
+          <w:rFonts w:ascii="Avenir Next" w:hAnsi="Avenir Next" w:cs="Avenir Next" w:eastAsia="Avenir Next"/>
+          <w:color w:val="1A1A1A"/>
           <w:sz w:val="19"/>
           <w:szCs w:val="19"/>
         </w:rPr>
-        <w:t xml:space="preserve">Step 1</w:t>
-      </w:r>
-      <w:r>
-        <w:rPr>
-          <w:rFonts w:ascii="Avenir Next" w:hAnsi="Avenir Next" w:cs="Avenir Next" w:eastAsia="Avenir Next"/>
-          <w:color w:val="1A1A1A"/>
-          <w:sz w:val="19"/>
-          <w:szCs w:val="19"/>
-        </w:rPr>
         <w:tab/>
       </w:r>
       <w:r>
         <w:rPr>
           <w:rFonts w:ascii="Avenir Next" w:hAnsi="Avenir Next" w:cs="Avenir Next" w:eastAsia="Avenir Next"/>
           <w:color w:val="1A1A1A"/>
-          <w:sz w:val="21"/>
+          <w:sz w:val="22"/>
           <w:szCs w:val="21"/>
         </w:rPr>
         <w:t xml:space="preserve">Both numbers have 3 digits.</w:t>
@@ -2375,25 +2393,25 @@
           <w:rFonts w:ascii="Avenir Next" w:hAnsi="Avenir Next" w:cs="Avenir Next" w:eastAsia="Avenir Next"/>
           <w:b/>
           <w:color w:val="003A70"/>
+          <w:sz w:val="22"/>
+          <w:szCs w:val="19"/>
+        </w:rPr>
+        <w:t xml:space="preserve">Step 2</w:t>
+      </w:r>
+      <w:r>
+        <w:rPr>
+          <w:rFonts w:ascii="Avenir Next" w:hAnsi="Avenir Next" w:cs="Avenir Next" w:eastAsia="Avenir Next"/>
+          <w:color w:val="1A1A1A"/>
           <w:sz w:val="19"/>
           <w:szCs w:val="19"/>
         </w:rPr>
-        <w:t xml:space="preserve">Step 2</w:t>
-      </w:r>
-      <w:r>
-        <w:rPr>
-          <w:rFonts w:ascii="Avenir Next" w:hAnsi="Avenir Next" w:cs="Avenir Next" w:eastAsia="Avenir Next"/>
-          <w:color w:val="1A1A1A"/>
-          <w:sz w:val="19"/>
-          <w:szCs w:val="19"/>
-        </w:rPr>
         <w:tab/>
       </w:r>
       <w:r>
         <w:rPr>
           <w:rFonts w:ascii="Avenir Next" w:hAnsi="Avenir Next" w:cs="Avenir Next" w:eastAsia="Avenir Next"/>
           <w:color w:val="1A1A1A"/>
-          <w:sz w:val="21"/>
+          <w:sz w:val="22"/>
           <w:szCs w:val="21"/>
         </w:rPr>
         <w:t xml:space="preserve">Compare hundreds: 8 and 9.</w:t>
@@ -2412,25 +2430,25 @@
           <w:rFonts w:ascii="Avenir Next" w:hAnsi="Avenir Next" w:cs="Avenir Next" w:eastAsia="Avenir Next"/>
           <w:b/>
           <w:color w:val="003A70"/>
+          <w:sz w:val="22"/>
+          <w:szCs w:val="19"/>
+        </w:rPr>
+        <w:t xml:space="preserve">Step 3</w:t>
+      </w:r>
+      <w:r>
+        <w:rPr>
+          <w:rFonts w:ascii="Avenir Next" w:hAnsi="Avenir Next" w:cs="Avenir Next" w:eastAsia="Avenir Next"/>
+          <w:color w:val="1A1A1A"/>
           <w:sz w:val="19"/>
           <w:szCs w:val="19"/>
         </w:rPr>
-        <w:t xml:space="preserve">Step 3</w:t>
-      </w:r>
-      <w:r>
-        <w:rPr>
-          <w:rFonts w:ascii="Avenir Next" w:hAnsi="Avenir Next" w:cs="Avenir Next" w:eastAsia="Avenir Next"/>
-          <w:color w:val="1A1A1A"/>
-          <w:sz w:val="19"/>
-          <w:szCs w:val="19"/>
-        </w:rPr>
         <w:tab/>
       </w:r>
       <w:r>
         <w:rPr>
           <w:rFonts w:ascii="Avenir Next" w:hAnsi="Avenir Next" w:cs="Avenir Next" w:eastAsia="Avenir Next"/>
           <w:color w:val="1A1A1A"/>
-          <w:sz w:val="21"/>
+          <w:sz w:val="22"/>
           <w:szCs w:val="21"/>
         </w:rPr>
         <w:t xml:space="preserve">8 is less than 9, so 875 &lt; 900.</w:t>
@@ -2449,18 +2467,18 @@
           <w:rFonts w:ascii="Avenir Next" w:hAnsi="Avenir Next" w:cs="Avenir Next" w:eastAsia="Avenir Next"/>
           <w:b/>
           <w:color w:val="1A1A1A"/>
+          <w:sz w:val="22"/>
+          <w:szCs w:val="21"/>
+        </w:rPr>
+        <w:t xml:space="preserve">Answer</w:t>
+      </w:r>
+      <w:r>
+        <w:rPr>
+          <w:rFonts w:ascii="Avenir Next" w:hAnsi="Avenir Next" w:cs="Avenir Next" w:eastAsia="Avenir Next"/>
+          <w:color w:val="1A1A1A"/>
           <w:sz w:val="21"/>
           <w:szCs w:val="21"/>
         </w:rPr>
-        <w:t xml:space="preserve">Answer</w:t>
-      </w:r>
-      <w:r>
-        <w:rPr>
-          <w:rFonts w:ascii="Avenir Next" w:hAnsi="Avenir Next" w:cs="Avenir Next" w:eastAsia="Avenir Next"/>
-          <w:color w:val="1A1A1A"/>
-          <w:sz w:val="21"/>
-          <w:szCs w:val="21"/>
-        </w:rPr>
         <w:tab/>
       </w:r>
       <w:r>
@@ -2468,7 +2486,7 @@
           <w:rFonts w:ascii="Avenir Next" w:hAnsi="Avenir Next" w:cs="Avenir Next" w:eastAsia="Avenir Next"/>
           <w:b/>
           <w:color w:val="1A1A1A"/>
-          <w:sz w:val="21"/>
+          <w:sz w:val="22"/>
           <w:szCs w:val="21"/>
         </w:rPr>
         <w:t xml:space="preserve">875 &lt; 900</w:t>
@@ -2476,6 +2494,7 @@
     </w:p>
     <w:p>
       <w:pPr>
+        <w:pStyle w:val="Heading2"/>
         <w:keepNext/>
         <w:pBdr>
           <w:bottom w:val="single" w:sz="8" w:space="3" w:color="003A70"/>
@@ -2491,7 +2510,7 @@
           <w:b/>
           <w:color w:val="003A70"/>
           <w:spacing w:val="14"/>
-          <w:sz w:val="19"/>
+          <w:sz w:val="22"/>
           <w:szCs w:val="19"/>
         </w:rPr>
         <w:t xml:space="preserve">TRY IT WITH HELP</w:t>
@@ -2510,7 +2529,7 @@
           <w:rFonts w:ascii="Avenir Next" w:hAnsi="Avenir Next" w:cs="Avenir Next" w:eastAsia="Avenir Next"/>
           <w:i/>
           <w:color w:val="5A5F66"/>
-          <w:sz w:val="17"/>
+          <w:sz w:val="22"/>
           <w:szCs w:val="17"/>
         </w:rPr>
         <w:t xml:space="preserve">fill in each step</w:t>
@@ -2587,35 +2606,35 @@
           <w:rFonts w:ascii="Avenir Next" w:hAnsi="Avenir Next" w:cs="Avenir Next" w:eastAsia="Avenir Next"/>
           <w:b/>
           <w:color w:val="003A70"/>
+          <w:sz w:val="22"/>
+          <w:szCs w:val="18"/>
+        </w:rPr>
+        <w:t xml:space="preserve">Step 1</w:t>
+      </w:r>
+      <w:r>
+        <w:rPr>
+          <w:rFonts w:ascii="Avenir Next" w:hAnsi="Avenir Next" w:cs="Avenir Next" w:eastAsia="Avenir Next"/>
+          <w:color w:val="1A1A1A"/>
           <w:sz w:val="18"/>
           <w:szCs w:val="18"/>
         </w:rPr>
-        <w:t xml:space="preserve">Step 1</w:t>
-      </w:r>
-      <w:r>
-        <w:rPr>
-          <w:rFonts w:ascii="Avenir Next" w:hAnsi="Avenir Next" w:cs="Avenir Next" w:eastAsia="Avenir Next"/>
-          <w:color w:val="1A1A1A"/>
-          <w:sz w:val="18"/>
-          <w:szCs w:val="18"/>
-        </w:rPr>
         <w:tab/>
       </w:r>
       <w:r>
         <w:rPr>
           <w:rFonts w:ascii="Avenir Next" w:hAnsi="Avenir Next" w:cs="Avenir Next" w:eastAsia="Avenir Next"/>
           <w:color w:val="1A1A1A"/>
+          <w:sz w:val="22"/>
+          <w:szCs w:val="21"/>
+        </w:rPr>
+        <w:t xml:space="preserve">Both numbers have </w:t>
+      </w:r>
+      <w:r>
+        <w:rPr>
+          <w:rFonts w:ascii="Avenir Next" w:hAnsi="Avenir Next" w:cs="Avenir Next" w:eastAsia="Avenir Next"/>
+          <w:color w:val="1A1A1A"/>
           <w:sz w:val="21"/>
           <w:szCs w:val="21"/>
-        </w:rPr>
-        <w:t xml:space="preserve">Both numbers have </w:t>
-      </w:r>
-      <w:r>
-        <w:rPr>
-          <w:rFonts w:ascii="Avenir Next" w:hAnsi="Avenir Next" w:cs="Avenir Next" w:eastAsia="Avenir Next"/>
-          <w:color w:val="1A1A1A"/>
-          <w:sz w:val="21"/>
-          <w:szCs w:val="21"/>
           <w:u w:val="single"/>
         </w:rPr>
         <w:t xml:space="preserve">                </w:t>
@@ -2624,7 +2643,7 @@
         <w:rPr>
           <w:rFonts w:ascii="Avenir Next" w:hAnsi="Avenir Next" w:cs="Avenir Next" w:eastAsia="Avenir Next"/>
           <w:color w:val="1A1A1A"/>
-          <w:sz w:val="21"/>
+          <w:sz w:val="22"/>
           <w:szCs w:val="21"/>
         </w:rPr>
         <w:t xml:space="preserve"> digits.</w:t>
@@ -2644,28 +2663,47 @@
           <w:rFonts w:ascii="Avenir Next" w:hAnsi="Avenir Next" w:cs="Avenir Next" w:eastAsia="Avenir Next"/>
           <w:b/>
           <w:color w:val="003A70"/>
+          <w:sz w:val="22"/>
+          <w:szCs w:val="18"/>
+        </w:rPr>
+        <w:t xml:space="preserve">Step 2</w:t>
+      </w:r>
+      <w:r>
+        <w:rPr>
+          <w:rFonts w:ascii="Avenir Next" w:hAnsi="Avenir Next" w:cs="Avenir Next" w:eastAsia="Avenir Next"/>
+          <w:color w:val="1A1A1A"/>
           <w:sz w:val="18"/>
           <w:szCs w:val="18"/>
         </w:rPr>
-        <w:t xml:space="preserve">Step 2</w:t>
-      </w:r>
-      <w:r>
-        <w:rPr>
-          <w:rFonts w:ascii="Avenir Next" w:hAnsi="Avenir Next" w:cs="Avenir Next" w:eastAsia="Avenir Next"/>
-          <w:color w:val="1A1A1A"/>
-          <w:sz w:val="18"/>
-          <w:szCs w:val="18"/>
-        </w:rPr>
         <w:tab/>
       </w:r>
       <w:r>
         <w:rPr>
           <w:rFonts w:ascii="Avenir Next" w:hAnsi="Avenir Next" w:cs="Avenir Next" w:eastAsia="Avenir Next"/>
           <w:color w:val="1A1A1A"/>
+          <w:sz w:val="22"/>
+          <w:szCs w:val="21"/>
+        </w:rPr>
+        <w:t xml:space="preserve">Hundreds match. Tens match. Compare ones: </w:t>
+      </w:r>
+      <w:r>
+        <w:rPr>
+          <w:rFonts w:ascii="Avenir Next" w:hAnsi="Avenir Next" w:cs="Avenir Next" w:eastAsia="Avenir Next"/>
+          <w:color w:val="1A1A1A"/>
           <w:sz w:val="21"/>
           <w:szCs w:val="21"/>
-        </w:rPr>
-        <w:t xml:space="preserve">Hundreds match. Tens match. Compare ones: </w:t>
+          <w:u w:val="single"/>
+        </w:rPr>
+        <w:t xml:space="preserve">                </w:t>
+      </w:r>
+      <w:r>
+        <w:rPr>
+          <w:rFonts w:ascii="Avenir Next" w:hAnsi="Avenir Next" w:cs="Avenir Next" w:eastAsia="Avenir Next"/>
+          <w:color w:val="1A1A1A"/>
+          <w:sz w:val="22"/>
+          <w:szCs w:val="21"/>
+        </w:rPr>
+        <w:t xml:space="preserve"> and </w:t>
       </w:r>
       <w:r>
         <w:rPr>
@@ -2681,26 +2719,7 @@
         <w:rPr>
           <w:rFonts w:ascii="Avenir Next" w:hAnsi="Avenir Next" w:cs="Avenir Next" w:eastAsia="Avenir Next"/>
           <w:color w:val="1A1A1A"/>
-          <w:sz w:val="21"/>
-          <w:szCs w:val="21"/>
-        </w:rPr>
-        <w:t xml:space="preserve"> and </w:t>
-      </w:r>
-      <w:r>
-        <w:rPr>
-          <w:rFonts w:ascii="Avenir Next" w:hAnsi="Avenir Next" w:cs="Avenir Next" w:eastAsia="Avenir Next"/>
-          <w:color w:val="1A1A1A"/>
-          <w:sz w:val="21"/>
-          <w:szCs w:val="21"/>
-          <w:u w:val="single"/>
-        </w:rPr>
-        <w:t xml:space="preserve">                </w:t>
-      </w:r>
-      <w:r>
-        <w:rPr>
-          <w:rFonts w:ascii="Avenir Next" w:hAnsi="Avenir Next" w:cs="Avenir Next" w:eastAsia="Avenir Next"/>
-          <w:color w:val="1A1A1A"/>
-          <w:sz w:val="21"/>
+          <w:sz w:val="22"/>
           <w:szCs w:val="21"/>
         </w:rPr>
         <w:t xml:space="preserve">.</w:t>
@@ -2720,35 +2739,35 @@
           <w:rFonts w:ascii="Avenir Next" w:hAnsi="Avenir Next" w:cs="Avenir Next" w:eastAsia="Avenir Next"/>
           <w:b/>
           <w:color w:val="003A70"/>
+          <w:sz w:val="22"/>
+          <w:szCs w:val="18"/>
+        </w:rPr>
+        <w:t xml:space="preserve">Step 3</w:t>
+      </w:r>
+      <w:r>
+        <w:rPr>
+          <w:rFonts w:ascii="Avenir Next" w:hAnsi="Avenir Next" w:cs="Avenir Next" w:eastAsia="Avenir Next"/>
+          <w:color w:val="1A1A1A"/>
           <w:sz w:val="18"/>
           <w:szCs w:val="18"/>
         </w:rPr>
-        <w:t xml:space="preserve">Step 3</w:t>
-      </w:r>
-      <w:r>
-        <w:rPr>
-          <w:rFonts w:ascii="Avenir Next" w:hAnsi="Avenir Next" w:cs="Avenir Next" w:eastAsia="Avenir Next"/>
-          <w:color w:val="1A1A1A"/>
-          <w:sz w:val="18"/>
-          <w:szCs w:val="18"/>
-        </w:rPr>
         <w:tab/>
       </w:r>
       <w:r>
         <w:rPr>
           <w:rFonts w:ascii="Avenir Next" w:hAnsi="Avenir Next" w:cs="Avenir Next" w:eastAsia="Avenir Next"/>
           <w:color w:val="1A1A1A"/>
+          <w:sz w:val="22"/>
+          <w:szCs w:val="21"/>
+        </w:rPr>
+        <w:t xml:space="preserve">252 </w:t>
+      </w:r>
+      <w:r>
+        <w:rPr>
+          <w:rFonts w:ascii="Avenir Next" w:hAnsi="Avenir Next" w:cs="Avenir Next" w:eastAsia="Avenir Next"/>
+          <w:color w:val="1A1A1A"/>
           <w:sz w:val="21"/>
           <w:szCs w:val="21"/>
-        </w:rPr>
-        <w:t xml:space="preserve">252 </w:t>
-      </w:r>
-      <w:r>
-        <w:rPr>
-          <w:rFonts w:ascii="Avenir Next" w:hAnsi="Avenir Next" w:cs="Avenir Next" w:eastAsia="Avenir Next"/>
-          <w:color w:val="1A1A1A"/>
-          <w:sz w:val="21"/>
-          <w:szCs w:val="21"/>
           <w:u w:val="single"/>
         </w:rPr>
         <w:t xml:space="preserve">                </w:t>
@@ -2757,7 +2776,7 @@
         <w:rPr>
           <w:rFonts w:ascii="Avenir Next" w:hAnsi="Avenir Next" w:cs="Avenir Next" w:eastAsia="Avenir Next"/>
           <w:color w:val="1A1A1A"/>
-          <w:sz w:val="21"/>
+          <w:sz w:val="22"/>
           <w:szCs w:val="21"/>
         </w:rPr>
         <w:t xml:space="preserve"> 250</w:t>
@@ -2839,28 +2858,47 @@
           <w:rFonts w:ascii="Avenir Next" w:hAnsi="Avenir Next" w:cs="Avenir Next" w:eastAsia="Avenir Next"/>
           <w:b/>
           <w:color w:val="003A70"/>
+          <w:sz w:val="22"/>
+          <w:szCs w:val="18"/>
+        </w:rPr>
+        <w:t xml:space="preserve">Step 1</w:t>
+      </w:r>
+      <w:r>
+        <w:rPr>
+          <w:rFonts w:ascii="Avenir Next" w:hAnsi="Avenir Next" w:cs="Avenir Next" w:eastAsia="Avenir Next"/>
+          <w:color w:val="1A1A1A"/>
           <w:sz w:val="18"/>
           <w:szCs w:val="18"/>
         </w:rPr>
-        <w:t xml:space="preserve">Step 1</w:t>
-      </w:r>
-      <w:r>
-        <w:rPr>
-          <w:rFonts w:ascii="Avenir Next" w:hAnsi="Avenir Next" w:cs="Avenir Next" w:eastAsia="Avenir Next"/>
-          <w:color w:val="1A1A1A"/>
-          <w:sz w:val="18"/>
-          <w:szCs w:val="18"/>
-        </w:rPr>
         <w:tab/>
       </w:r>
       <w:r>
         <w:rPr>
           <w:rFonts w:ascii="Avenir Next" w:hAnsi="Avenir Next" w:cs="Avenir Next" w:eastAsia="Avenir Next"/>
           <w:color w:val="1A1A1A"/>
+          <w:sz w:val="22"/>
+          <w:szCs w:val="21"/>
+        </w:rPr>
+        <w:t xml:space="preserve">999 has </w:t>
+      </w:r>
+      <w:r>
+        <w:rPr>
+          <w:rFonts w:ascii="Avenir Next" w:hAnsi="Avenir Next" w:cs="Avenir Next" w:eastAsia="Avenir Next"/>
+          <w:color w:val="1A1A1A"/>
           <w:sz w:val="21"/>
           <w:szCs w:val="21"/>
-        </w:rPr>
-        <w:t xml:space="preserve">999 has </w:t>
+          <w:u w:val="single"/>
+        </w:rPr>
+        <w:t xml:space="preserve">                </w:t>
+      </w:r>
+      <w:r>
+        <w:rPr>
+          <w:rFonts w:ascii="Avenir Next" w:hAnsi="Avenir Next" w:cs="Avenir Next" w:eastAsia="Avenir Next"/>
+          <w:color w:val="1A1A1A"/>
+          <w:sz w:val="22"/>
+          <w:szCs w:val="21"/>
+        </w:rPr>
+        <w:t xml:space="preserve"> digits. 1,001 has </w:t>
       </w:r>
       <w:r>
         <w:rPr>
@@ -2876,26 +2914,7 @@
         <w:rPr>
           <w:rFonts w:ascii="Avenir Next" w:hAnsi="Avenir Next" w:cs="Avenir Next" w:eastAsia="Avenir Next"/>
           <w:color w:val="1A1A1A"/>
-          <w:sz w:val="21"/>
-          <w:szCs w:val="21"/>
-        </w:rPr>
-        <w:t xml:space="preserve"> digits. 1,001 has </w:t>
-      </w:r>
-      <w:r>
-        <w:rPr>
-          <w:rFonts w:ascii="Avenir Next" w:hAnsi="Avenir Next" w:cs="Avenir Next" w:eastAsia="Avenir Next"/>
-          <w:color w:val="1A1A1A"/>
-          <w:sz w:val="21"/>
-          <w:szCs w:val="21"/>
-          <w:u w:val="single"/>
-        </w:rPr>
-        <w:t xml:space="preserve">                </w:t>
-      </w:r>
-      <w:r>
-        <w:rPr>
-          <w:rFonts w:ascii="Avenir Next" w:hAnsi="Avenir Next" w:cs="Avenir Next" w:eastAsia="Avenir Next"/>
-          <w:color w:val="1A1A1A"/>
-          <w:sz w:val="21"/>
+          <w:sz w:val="22"/>
           <w:szCs w:val="21"/>
         </w:rPr>
         <w:t xml:space="preserve"> digits.</w:t>
@@ -2915,25 +2934,25 @@
           <w:rFonts w:ascii="Avenir Next" w:hAnsi="Avenir Next" w:cs="Avenir Next" w:eastAsia="Avenir Next"/>
           <w:b/>
           <w:color w:val="003A70"/>
+          <w:sz w:val="22"/>
+          <w:szCs w:val="18"/>
+        </w:rPr>
+        <w:t xml:space="preserve">Step 2</w:t>
+      </w:r>
+      <w:r>
+        <w:rPr>
+          <w:rFonts w:ascii="Avenir Next" w:hAnsi="Avenir Next" w:cs="Avenir Next" w:eastAsia="Avenir Next"/>
+          <w:color w:val="1A1A1A"/>
           <w:sz w:val="18"/>
           <w:szCs w:val="18"/>
         </w:rPr>
-        <w:t xml:space="preserve">Step 2</w:t>
-      </w:r>
-      <w:r>
-        <w:rPr>
-          <w:rFonts w:ascii="Avenir Next" w:hAnsi="Avenir Next" w:cs="Avenir Next" w:eastAsia="Avenir Next"/>
-          <w:color w:val="1A1A1A"/>
-          <w:sz w:val="18"/>
-          <w:szCs w:val="18"/>
-        </w:rPr>
         <w:tab/>
       </w:r>
       <w:r>
         <w:rPr>
           <w:rFonts w:ascii="Avenir Next" w:hAnsi="Avenir Next" w:cs="Avenir Next" w:eastAsia="Avenir Next"/>
           <w:color w:val="1A1A1A"/>
-          <w:sz w:val="21"/>
+          <w:sz w:val="22"/>
           <w:szCs w:val="21"/>
         </w:rPr>
         <w:t xml:space="preserve">Same number of digits? </w:t>
@@ -2963,35 +2982,35 @@
           <w:rFonts w:ascii="Avenir Next" w:hAnsi="Avenir Next" w:cs="Avenir Next" w:eastAsia="Avenir Next"/>
           <w:b/>
           <w:color w:val="003A70"/>
+          <w:sz w:val="22"/>
+          <w:szCs w:val="18"/>
+        </w:rPr>
+        <w:t xml:space="preserve">Step 3</w:t>
+      </w:r>
+      <w:r>
+        <w:rPr>
+          <w:rFonts w:ascii="Avenir Next" w:hAnsi="Avenir Next" w:cs="Avenir Next" w:eastAsia="Avenir Next"/>
+          <w:color w:val="1A1A1A"/>
           <w:sz w:val="18"/>
           <w:szCs w:val="18"/>
         </w:rPr>
-        <w:t xml:space="preserve">Step 3</w:t>
-      </w:r>
-      <w:r>
-        <w:rPr>
-          <w:rFonts w:ascii="Avenir Next" w:hAnsi="Avenir Next" w:cs="Avenir Next" w:eastAsia="Avenir Next"/>
-          <w:color w:val="1A1A1A"/>
-          <w:sz w:val="18"/>
-          <w:szCs w:val="18"/>
-        </w:rPr>
         <w:tab/>
       </w:r>
       <w:r>
         <w:rPr>
           <w:rFonts w:ascii="Avenir Next" w:hAnsi="Avenir Next" w:cs="Avenir Next" w:eastAsia="Avenir Next"/>
           <w:color w:val="1A1A1A"/>
+          <w:sz w:val="22"/>
+          <w:szCs w:val="21"/>
+        </w:rPr>
+        <w:t xml:space="preserve">999 </w:t>
+      </w:r>
+      <w:r>
+        <w:rPr>
+          <w:rFonts w:ascii="Avenir Next" w:hAnsi="Avenir Next" w:cs="Avenir Next" w:eastAsia="Avenir Next"/>
+          <w:color w:val="1A1A1A"/>
           <w:sz w:val="21"/>
           <w:szCs w:val="21"/>
-        </w:rPr>
-        <w:t xml:space="preserve">999 </w:t>
-      </w:r>
-      <w:r>
-        <w:rPr>
-          <w:rFonts w:ascii="Avenir Next" w:hAnsi="Avenir Next" w:cs="Avenir Next" w:eastAsia="Avenir Next"/>
-          <w:color w:val="1A1A1A"/>
-          <w:sz w:val="21"/>
-          <w:szCs w:val="21"/>
           <w:u w:val="single"/>
         </w:rPr>
         <w:t xml:space="preserve">                </w:t>
@@ -3000,7 +3019,7 @@
         <w:rPr>
           <w:rFonts w:ascii="Avenir Next" w:hAnsi="Avenir Next" w:cs="Avenir Next" w:eastAsia="Avenir Next"/>
           <w:color w:val="1A1A1A"/>
-          <w:sz w:val="21"/>
+          <w:sz w:val="22"/>
           <w:szCs w:val="21"/>
         </w:rPr>
         <w:t xml:space="preserve"> 1,001</w:t>
@@ -3013,6 +3032,7 @@
     </w:p>
     <w:p>
       <w:pPr>
+        <w:pStyle w:val="Heading2"/>
         <w:keepNext/>
         <w:pBdr>
           <w:bottom w:val="single" w:sz="8" w:space="3" w:color="003A70"/>
@@ -3028,7 +3048,7 @@
           <w:b/>
           <w:color w:val="003A70"/>
           <w:spacing w:val="14"/>
-          <w:sz w:val="19"/>
+          <w:sz w:val="22"/>
           <w:szCs w:val="19"/>
         </w:rPr>
         <w:t xml:space="preserve">YOUR TURN</w:t>
@@ -3047,7 +3067,7 @@
           <w:rFonts w:ascii="Avenir Next" w:hAnsi="Avenir Next" w:cs="Avenir Next" w:eastAsia="Avenir Next"/>
           <w:i/>
           <w:color w:val="5A5F66"/>
-          <w:sz w:val="17"/>
+          <w:sz w:val="22"/>
           <w:szCs w:val="17"/>
         </w:rPr>
         <w:t xml:space="preserve">use the steps on your own</w:t>
@@ -3556,6 +3576,7 @@
     </w:p>
     <w:p>
       <w:pPr>
+        <w:pStyle w:val="Heading2"/>
         <w:keepNext/>
         <w:pBdr>
           <w:bottom w:val="single" w:sz="8" w:space="3" w:color="003A70"/>
@@ -3571,7 +3592,7 @@
           <w:b/>
           <w:color w:val="003A70"/>
           <w:spacing w:val="14"/>
-          <w:sz w:val="19"/>
+          <w:sz w:val="22"/>
           <w:szCs w:val="19"/>
         </w:rPr>
         <w:t xml:space="preserve">READY CHECK</w:t>
@@ -3590,7 +3611,7 @@
           <w:rFonts w:ascii="Avenir Next" w:hAnsi="Avenir Next" w:cs="Avenir Next" w:eastAsia="Avenir Next"/>
           <w:i/>
           <w:color w:val="5A5F66"/>
-          <w:sz w:val="17"/>
+          <w:sz w:val="22"/>
           <w:szCs w:val="17"/>
         </w:rPr>
         <w:t xml:space="preserve">a problem like the one in today’s lesson</w:t>
@@ -3741,25 +3762,25 @@
                       <w:rFonts w:ascii="Avenir Next" w:hAnsi="Avenir Next" w:cs="Avenir Next" w:eastAsia="Avenir Next"/>
                       <w:b/>
                       <w:color w:val="003A70"/>
+                      <w:sz w:val="22"/>
+                      <w:szCs w:val="21"/>
+                    </w:rPr>
+                    <w:t xml:space="preserve">A</w:t>
+                  </w:r>
+                  <w:r>
+                    <w:rPr>
+                      <w:rFonts w:ascii="Avenir Next" w:hAnsi="Avenir Next" w:cs="Avenir Next" w:eastAsia="Avenir Next"/>
+                      <w:color w:val="1A1A1A"/>
                       <w:sz w:val="21"/>
                       <w:szCs w:val="21"/>
                     </w:rPr>
-                    <w:t xml:space="preserve">A</w:t>
-                  </w:r>
-                  <w:r>
-                    <w:rPr>
-                      <w:rFonts w:ascii="Avenir Next" w:hAnsi="Avenir Next" w:cs="Avenir Next" w:eastAsia="Avenir Next"/>
-                      <w:color w:val="1A1A1A"/>
-                      <w:sz w:val="21"/>
-                      <w:szCs w:val="21"/>
-                    </w:rPr>
                     <w:tab/>
                   </w:r>
                   <w:r>
                     <w:rPr>
                       <w:rFonts w:ascii="Avenir Next" w:hAnsi="Avenir Next" w:cs="Avenir Next" w:eastAsia="Avenir Next"/>
                       <w:color w:val="1A1A1A"/>
-                      <w:sz w:val="21"/>
+                      <w:sz w:val="22"/>
                       <w:szCs w:val="21"/>
                     </w:rPr>
                     <w:t xml:space="preserve">245</w:t>
@@ -3784,25 +3805,25 @@
                       <w:rFonts w:ascii="Avenir Next" w:hAnsi="Avenir Next" w:cs="Avenir Next" w:eastAsia="Avenir Next"/>
                       <w:b/>
                       <w:color w:val="003A70"/>
+                      <w:sz w:val="22"/>
+                      <w:szCs w:val="21"/>
+                    </w:rPr>
+                    <w:t xml:space="preserve">B</w:t>
+                  </w:r>
+                  <w:r>
+                    <w:rPr>
+                      <w:rFonts w:ascii="Avenir Next" w:hAnsi="Avenir Next" w:cs="Avenir Next" w:eastAsia="Avenir Next"/>
+                      <w:color w:val="1A1A1A"/>
                       <w:sz w:val="21"/>
                       <w:szCs w:val="21"/>
                     </w:rPr>
-                    <w:t xml:space="preserve">B</w:t>
-                  </w:r>
-                  <w:r>
-                    <w:rPr>
-                      <w:rFonts w:ascii="Avenir Next" w:hAnsi="Avenir Next" w:cs="Avenir Next" w:eastAsia="Avenir Next"/>
-                      <w:color w:val="1A1A1A"/>
-                      <w:sz w:val="21"/>
-                      <w:szCs w:val="21"/>
-                    </w:rPr>
                     <w:tab/>
                   </w:r>
                   <w:r>
                     <w:rPr>
                       <w:rFonts w:ascii="Avenir Next" w:hAnsi="Avenir Next" w:cs="Avenir Next" w:eastAsia="Avenir Next"/>
                       <w:color w:val="1A1A1A"/>
-                      <w:sz w:val="21"/>
+                      <w:sz w:val="22"/>
                       <w:szCs w:val="21"/>
                     </w:rPr>
                     <w:t xml:space="preserve">205</w:t>
@@ -3827,25 +3848,25 @@
                       <w:rFonts w:ascii="Avenir Next" w:hAnsi="Avenir Next" w:cs="Avenir Next" w:eastAsia="Avenir Next"/>
                       <w:b/>
                       <w:color w:val="003A70"/>
+                      <w:sz w:val="22"/>
+                      <w:szCs w:val="21"/>
+                    </w:rPr>
+                    <w:t xml:space="preserve">C</w:t>
+                  </w:r>
+                  <w:r>
+                    <w:rPr>
+                      <w:rFonts w:ascii="Avenir Next" w:hAnsi="Avenir Next" w:cs="Avenir Next" w:eastAsia="Avenir Next"/>
+                      <w:color w:val="1A1A1A"/>
                       <w:sz w:val="21"/>
                       <w:szCs w:val="21"/>
                     </w:rPr>
-                    <w:t xml:space="preserve">C</w:t>
-                  </w:r>
-                  <w:r>
-                    <w:rPr>
-                      <w:rFonts w:ascii="Avenir Next" w:hAnsi="Avenir Next" w:cs="Avenir Next" w:eastAsia="Avenir Next"/>
-                      <w:color w:val="1A1A1A"/>
-                      <w:sz w:val="21"/>
-                      <w:szCs w:val="21"/>
-                    </w:rPr>
                     <w:tab/>
                   </w:r>
                   <w:r>
                     <w:rPr>
                       <w:rFonts w:ascii="Avenir Next" w:hAnsi="Avenir Next" w:cs="Avenir Next" w:eastAsia="Avenir Next"/>
                       <w:color w:val="1A1A1A"/>
-                      <w:sz w:val="21"/>
+                      <w:sz w:val="22"/>
                       <w:szCs w:val="21"/>
                     </w:rPr>
                     <w:t xml:space="preserve">260</w:t>
@@ -3870,25 +3891,25 @@
                       <w:rFonts w:ascii="Avenir Next" w:hAnsi="Avenir Next" w:cs="Avenir Next" w:eastAsia="Avenir Next"/>
                       <w:b/>
                       <w:color w:val="003A70"/>
+                      <w:sz w:val="22"/>
+                      <w:szCs w:val="21"/>
+                    </w:rPr>
+                    <w:t xml:space="preserve">D</w:t>
+                  </w:r>
+                  <w:r>
+                    <w:rPr>
+                      <w:rFonts w:ascii="Avenir Next" w:hAnsi="Avenir Next" w:cs="Avenir Next" w:eastAsia="Avenir Next"/>
+                      <w:color w:val="1A1A1A"/>
                       <w:sz w:val="21"/>
                       <w:szCs w:val="21"/>
                     </w:rPr>
-                    <w:t xml:space="preserve">D</w:t>
-                  </w:r>
-                  <w:r>
-                    <w:rPr>
-                      <w:rFonts w:ascii="Avenir Next" w:hAnsi="Avenir Next" w:cs="Avenir Next" w:eastAsia="Avenir Next"/>
-                      <w:color w:val="1A1A1A"/>
-                      <w:sz w:val="21"/>
-                      <w:szCs w:val="21"/>
-                    </w:rPr>
                     <w:tab/>
                   </w:r>
                   <w:r>
                     <w:rPr>
                       <w:rFonts w:ascii="Avenir Next" w:hAnsi="Avenir Next" w:cs="Avenir Next" w:eastAsia="Avenir Next"/>
                       <w:color w:val="1A1A1A"/>
-                      <w:sz w:val="21"/>
+                      <w:sz w:val="22"/>
                       <w:szCs w:val="21"/>
                     </w:rPr>
                     <w:t xml:space="preserve">25</w:t>
@@ -3937,19 +3958,42 @@
         <w:tblLook w:val="0000" w:firstRow="0" w:lastRow="0" w:firstColumn="0" w:lastColumn="0" w:noHBand="1" w:noVBand="1"/>
       </w:tblPr>
       <w:tblGrid>
-        <w:gridCol w:w="2000"/>
-        <w:gridCol w:w="2300"/>
-        <w:gridCol w:w="2100"/>
-        <w:gridCol w:w="3104"/>
+        <w:gridCol w:w="1750"/>
+        <w:gridCol w:w="2500"/>
+        <w:gridCol w:w="2200"/>
+        <w:gridCol w:w="3054"/>
       </w:tblGrid>
       <w:tr>
         <w:trPr>
           <w:cantSplit/>
-          <w:trHeight w:val="320" w:hRule="atLeast"/>
+          <w:trHeight w:val="300" w:hRule="atLeast"/>
         </w:trPr>
         <w:tc>
           <w:tcPr>
-            <w:tcW w:w="2000" w:type="dxa"/>
+            <w:tcW w:w="1750" w:type="dxa"/>
+            <w:vAlign w:val="center"/>
+          </w:tcPr>
+          <w:p>
+            <w:pPr>
+              <w:pStyle w:val="Heading2"/>
+              <w:spacing w:before="0" w:after="0" w:line="240" w:lineRule="auto"/>
+            </w:pPr>
+            <w:r>
+              <w:rPr>
+                <w:rFonts w:ascii="Avenir Next" w:hAnsi="Avenir Next" w:cs="Avenir Next" w:eastAsia="Avenir Next"/>
+                <w:b/>
+                <w:color w:val="003A70"/>
+                <w:spacing w:val="12"/>
+                <w:sz w:val="15"/>
+                <w:szCs w:val="15"/>
+              </w:rPr>
+              <w:t xml:space="preserve">CHECK YOURSELF</w:t>
+            </w:r>
+          </w:p>
+        </w:tc>
+        <w:tc>
+          <w:tcPr>
+            <w:tcW w:w="2500" w:type="dxa"/>
             <w:vAlign w:val="center"/>
           </w:tcPr>
           <w:p>
@@ -3958,20 +4002,27 @@
             </w:pPr>
             <w:r>
               <w:rPr>
-                <w:rFonts w:ascii="Avenir Next" w:hAnsi="Avenir Next" w:cs="Avenir Next" w:eastAsia="Avenir Next"/>
-                <w:b/>
-                <w:color w:val="003A70"/>
-                <w:spacing w:val="12"/>
-                <w:sz w:val="15"/>
-                <w:szCs w:val="15"/>
-              </w:rPr>
-              <w:t xml:space="preserve">CHECK YOURSELF</w:t>
+                <w:rFonts w:ascii="Arial" w:hAnsi="Arial" w:cs="Arial" w:eastAsia="Arial"/>
+                <w:color w:val="1A1A1A"/>
+                <w:sz w:val="20"/>
+                <w:szCs w:val="20"/>
+              </w:rPr>
+              <w:t xml:space="preserve">□</w:t>
+            </w:r>
+            <w:r>
+              <w:rPr>
+                <w:rFonts w:ascii="Avenir Next" w:hAnsi="Avenir Next" w:cs="Avenir Next" w:eastAsia="Avenir Next"/>
+                <w:color w:val="1A1A1A"/>
+                <w:sz w:val="17"/>
+                <w:szCs w:val="17"/>
+              </w:rPr>
+              <w:t xml:space="preserve">  I can do this on my own</w:t>
             </w:r>
           </w:p>
         </w:tc>
         <w:tc>
           <w:tcPr>
-            <w:tcW w:w="2300" w:type="dxa"/>
+            <w:tcW w:w="2200" w:type="dxa"/>
             <w:vAlign w:val="center"/>
           </w:tcPr>
           <w:p>
@@ -3982,8 +4033,8 @@
               <w:rPr>
                 <w:rFonts w:ascii="Arial" w:hAnsi="Arial" w:cs="Arial" w:eastAsia="Arial"/>
                 <w:color w:val="1A1A1A"/>
-                <w:sz w:val="24"/>
-                <w:szCs w:val="24"/>
+                <w:sz w:val="20"/>
+                <w:szCs w:val="20"/>
               </w:rPr>
               <w:t xml:space="preserve">□</w:t>
             </w:r>
@@ -3994,13 +4045,13 @@
                 <w:sz w:val="17"/>
                 <w:szCs w:val="17"/>
               </w:rPr>
-              <w:t xml:space="preserve">  I can do this on my own</w:t>
+              <w:t xml:space="preserve">  I need a little help</w:t>
             </w:r>
           </w:p>
         </w:tc>
         <w:tc>
           <w:tcPr>
-            <w:tcW w:w="2100" w:type="dxa"/>
+            <w:tcW w:w="3054" w:type="dxa"/>
             <w:vAlign w:val="center"/>
           </w:tcPr>
           <w:p>
@@ -4011,37 +4062,8 @@
               <w:rPr>
                 <w:rFonts w:ascii="Arial" w:hAnsi="Arial" w:cs="Arial" w:eastAsia="Arial"/>
                 <w:color w:val="1A1A1A"/>
-                <w:sz w:val="24"/>
-                <w:szCs w:val="24"/>
-              </w:rPr>
-              <w:t xml:space="preserve">□</w:t>
-            </w:r>
-            <w:r>
-              <w:rPr>
-                <w:rFonts w:ascii="Avenir Next" w:hAnsi="Avenir Next" w:cs="Avenir Next" w:eastAsia="Avenir Next"/>
-                <w:color w:val="1A1A1A"/>
-                <w:sz w:val="17"/>
-                <w:szCs w:val="17"/>
-              </w:rPr>
-              <w:t xml:space="preserve">  I need a little help</w:t>
-            </w:r>
-          </w:p>
-        </w:tc>
-        <w:tc>
-          <w:tcPr>
-            <w:tcW w:w="3104" w:type="dxa"/>
-            <w:vAlign w:val="center"/>
-          </w:tcPr>
-          <w:p>
-            <w:pPr>
-              <w:spacing w:before="0" w:after="0" w:line="240" w:lineRule="auto"/>
-            </w:pPr>
-            <w:r>
-              <w:rPr>
-                <w:rFonts w:ascii="Arial" w:hAnsi="Arial" w:cs="Arial" w:eastAsia="Arial"/>
-                <w:color w:val="1A1A1A"/>
-                <w:sz w:val="24"/>
-                <w:szCs w:val="24"/>
+                <w:sz w:val="20"/>
+                <w:szCs w:val="20"/>
               </w:rPr>
               <w:t xml:space="preserve">□</w:t>
             </w:r>
@@ -4076,7 +4098,7 @@
     <w:sectPr>
       <w:footerReference w:type="default" r:id="rIdFooter1"/>
       <w:pgSz w:w="12240" w:h="15840"/>
-      <w:pgMar w:top="893" w:right="1224" w:bottom="835" w:left="1512" w:header="432" w:footer="432" w:gutter="0"/>
+      <w:pgMar w:top="780" w:right="1224" w:bottom="760" w:left="1512" w:header="432" w:footer="432" w:gutter="0"/>
       <w:cols w:space="720"/>
     </w:sectPr>
   </w:body>
@@ -4156,7 +4178,106 @@
               <w:sz w:val="15"/>
               <w:szCs w:val="15"/>
             </w:rPr>
-            <w:t xml:space="preserve">Lesson 8-5  ·  Session 1  ·  Prerequisite Practice A</w:t>
+            <w:t xml:space="preserve">8-5 · Page </w:t>
+          </w:r>
+          <w:r>
+            <w:rPr>
+              <w:rFonts w:ascii="Avenir Next" w:hAnsi="Avenir Next" w:cs="Avenir Next" w:eastAsia="Avenir Next"/>
+              <w:color w:val="5A5F66"/>
+              <w:sz w:val="15"/>
+              <w:szCs w:val="15"/>
+            </w:rPr>
+            <w:fldChar w:fldCharType="begin"/>
+          </w:r>
+          <w:r>
+            <w:rPr>
+              <w:rFonts w:ascii="Avenir Next" w:hAnsi="Avenir Next" w:cs="Avenir Next" w:eastAsia="Avenir Next"/>
+              <w:color w:val="5A5F66"/>
+              <w:sz w:val="15"/>
+              <w:szCs w:val="15"/>
+            </w:rPr>
+            <w:instrText xml:space="preserve"> PAGE </w:instrText>
+          </w:r>
+          <w:r>
+            <w:rPr>
+              <w:rFonts w:ascii="Avenir Next" w:hAnsi="Avenir Next" w:cs="Avenir Next" w:eastAsia="Avenir Next"/>
+              <w:color w:val="5A5F66"/>
+              <w:sz w:val="15"/>
+              <w:szCs w:val="15"/>
+            </w:rPr>
+            <w:fldChar w:fldCharType="separate"/>
+          </w:r>
+          <w:r>
+            <w:rPr>
+              <w:rFonts w:ascii="Avenir Next" w:hAnsi="Avenir Next" w:cs="Avenir Next" w:eastAsia="Avenir Next"/>
+              <w:color w:val="5A5F66"/>
+              <w:sz w:val="15"/>
+              <w:szCs w:val="15"/>
+            </w:rPr>
+            <w:t xml:space="preserve">1</w:t>
+          </w:r>
+          <w:r>
+            <w:rPr>
+              <w:rFonts w:ascii="Avenir Next" w:hAnsi="Avenir Next" w:cs="Avenir Next" w:eastAsia="Avenir Next"/>
+              <w:color w:val="5A5F66"/>
+              <w:sz w:val="15"/>
+              <w:szCs w:val="15"/>
+            </w:rPr>
+            <w:fldChar w:fldCharType="end"/>
+          </w:r>
+          <w:r>
+            <w:rPr>
+              <w:rFonts w:ascii="Avenir Next" w:hAnsi="Avenir Next" w:cs="Avenir Next" w:eastAsia="Avenir Next"/>
+              <w:color w:val="5A5F66"/>
+              <w:sz w:val="15"/>
+              <w:szCs w:val="15"/>
+            </w:rPr>
+            <w:t xml:space="preserve"> of </w:t>
+          </w:r>
+          <w:r>
+            <w:rPr>
+              <w:rFonts w:ascii="Avenir Next" w:hAnsi="Avenir Next" w:cs="Avenir Next" w:eastAsia="Avenir Next"/>
+              <w:color w:val="5A5F66"/>
+              <w:sz w:val="15"/>
+              <w:szCs w:val="15"/>
+            </w:rPr>
+            <w:fldChar w:fldCharType="begin"/>
+          </w:r>
+          <w:r>
+            <w:rPr>
+              <w:rFonts w:ascii="Avenir Next" w:hAnsi="Avenir Next" w:cs="Avenir Next" w:eastAsia="Avenir Next"/>
+              <w:color w:val="5A5F66"/>
+              <w:sz w:val="15"/>
+              <w:szCs w:val="15"/>
+            </w:rPr>
+            <w:instrText xml:space="preserve"> NUMPAGES </w:instrText>
+          </w:r>
+          <w:r>
+            <w:rPr>
+              <w:rFonts w:ascii="Avenir Next" w:hAnsi="Avenir Next" w:cs="Avenir Next" w:eastAsia="Avenir Next"/>
+              <w:color w:val="5A5F66"/>
+              <w:sz w:val="15"/>
+              <w:szCs w:val="15"/>
+            </w:rPr>
+            <w:fldChar w:fldCharType="separate"/>
+          </w:r>
+          <w:r>
+            <w:rPr>
+              <w:rFonts w:ascii="Avenir Next" w:hAnsi="Avenir Next" w:cs="Avenir Next" w:eastAsia="Avenir Next"/>
+              <w:color w:val="5A5F66"/>
+              <w:sz w:val="15"/>
+              <w:szCs w:val="15"/>
+            </w:rPr>
+            <w:t xml:space="preserve">1</w:t>
+          </w:r>
+          <w:r>
+            <w:rPr>
+              <w:rFonts w:ascii="Avenir Next" w:hAnsi="Avenir Next" w:cs="Avenir Next" w:eastAsia="Avenir Next"/>
+              <w:color w:val="5A5F66"/>
+              <w:sz w:val="15"/>
+              <w:szCs w:val="15"/>
+            </w:rPr>
+            <w:fldChar w:fldCharType="end"/>
           </w:r>
         </w:p>
       </w:tc>
@@ -4199,5 +4320,23 @@
       </w:tblCellMar>
     </w:tblPr>
   </w:style>
+  <w:style w:type="paragraph" w:styleId="Heading1">
+    <w:name w:val="heading 1"/>
+    <w:basedOn w:val="Normal"/>
+    <w:pPr>
+      <w:outlineLvl w:val="0"/>
+      <w:keepNext w:val="0"/>
+      <w:keepLines w:val="0"/>
+    </w:pPr>
+  </w:style>
+  <w:style w:type="paragraph" w:styleId="Heading2">
+    <w:name w:val="heading 2"/>
+    <w:basedOn w:val="Normal"/>
+    <w:pPr>
+      <w:outlineLvl w:val="1"/>
+      <w:keepNext w:val="0"/>
+      <w:keepLines w:val="0"/>
+    </w:pPr>
+  </w:style>
 </w:styles>
 </file>